--- a/docs/software/isv_software-main/ja/doc/usage_gaussian_ja.docx
+++ b/docs/software/isv_software-main/ja/doc/usage_gaussian_ja.docx
@@ -1,6 +1,6 @@
 
 <file path=word/document.xml><?xml version="1.0" encoding="utf-8"?>
-<w:document xmlns:wpc="http://schemas.microsoft.com/office/word/2010/wordprocessingCanvas" xmlns:cx="http://schemas.microsoft.com/office/drawing/2014/chartex" xmlns:cx1="http://schemas.microsoft.com/office/drawing/2015/9/8/chartex" xmlns:cx2="http://schemas.microsoft.com/office/drawing/2015/10/21/chartex" xmlns:cx3="http://schemas.microsoft.com/office/drawing/2016/5/9/chartex" xmlns:cx4="http://schemas.microsoft.com/office/drawing/2016/5/10/chartex" xmlns:cx5="http://schemas.microsoft.com/office/drawing/2016/5/11/chartex" xmlns:cx6="http://schemas.microsoft.com/office/drawing/2016/5/12/chartex" xmlns:cx7="http://schemas.microsoft.com/office/drawing/2016/5/13/chartex" xmlns:cx8="http://schemas.microsoft.com/office/drawing/2016/5/14/chartex" xmlns:mc="http://schemas.openxmlformats.org/markup-compatibility/2006" xmlns:aink="http://schemas.microsoft.com/office/drawing/2016/ink" xmlns:am3d="http://schemas.microsoft.com/office/drawing/2017/model3d" xmlns:o="urn:schemas-microsoft-com:office:office" xmlns:oel="http://schemas.microsoft.com/office/2019/extlst" xmlns:r="http://schemas.openxmlformats.org/officeDocument/2006/relationships" xmlns:m="http://schemas.openxmlformats.org/officeDocument/2006/math" xmlns:v="urn:schemas-microsoft-com:vml" xmlns:wp14="http://schemas.microsoft.com/office/word/2010/wordprocessingDrawing" xmlns:wp="http://schemas.openxmlformats.org/drawingml/2006/wordprocessingDrawing" xmlns:w10="urn:schemas-microsoft-com:office:word" xmlns:w="http://schemas.openxmlformats.org/wordprocessingml/2006/main" xmlns:w14="http://schemas.microsoft.com/office/word/2010/wordml" xmlns:w15="http://schemas.microsoft.com/office/word/2012/wordml" xmlns:w16cex="http://schemas.microsoft.com/office/word/2018/wordml/cex" xmlns:w16cid="http://schemas.microsoft.com/office/word/2016/wordml/cid" xmlns:w16="http://schemas.microsoft.com/office/word/2018/wordml" xmlns:w16du="http://schemas.microsoft.com/office/word/2023/wordml/word16du" xmlns:w16sdtdh="http://schemas.microsoft.com/office/word/2020/wordml/sdtdatahash" xmlns:w16se="http://schemas.microsoft.com/office/word/2015/wordml/symex" xmlns:wpg="http://schemas.microsoft.com/office/word/2010/wordprocessingGroup" xmlns:wpi="http://schemas.microsoft.com/office/word/2010/wordprocessingInk" xmlns:wne="http://schemas.microsoft.com/office/word/2006/wordml" xmlns:wps="http://schemas.microsoft.com/office/word/2010/wordprocessingShape" mc:Ignorable="w14 w15 w16se w16cid w16 w16cex w16sdtdh w16du wp14">
+<w:document xmlns:wpc="http://schemas.microsoft.com/office/word/2010/wordprocessingCanvas" xmlns:cx="http://schemas.microsoft.com/office/drawing/2014/chartex" xmlns:cx1="http://schemas.microsoft.com/office/drawing/2015/9/8/chartex" xmlns:cx2="http://schemas.microsoft.com/office/drawing/2015/10/21/chartex" xmlns:cx3="http://schemas.microsoft.com/office/drawing/2016/5/9/chartex" xmlns:cx4="http://schemas.microsoft.com/office/drawing/2016/5/10/chartex" xmlns:cx5="http://schemas.microsoft.com/office/drawing/2016/5/11/chartex" xmlns:cx6="http://schemas.microsoft.com/office/drawing/2016/5/12/chartex" xmlns:cx7="http://schemas.microsoft.com/office/drawing/2016/5/13/chartex" xmlns:cx8="http://schemas.microsoft.com/office/drawing/2016/5/14/chartex" xmlns:mc="http://schemas.openxmlformats.org/markup-compatibility/2006" xmlns:aink="http://schemas.microsoft.com/office/drawing/2016/ink" xmlns:am3d="http://schemas.microsoft.com/office/drawing/2017/model3d" xmlns:o="urn:schemas-microsoft-com:office:office" xmlns:oel="http://schemas.microsoft.com/office/2019/extlst" xmlns:r="http://schemas.openxmlformats.org/officeDocument/2006/relationships" xmlns:m="http://schemas.openxmlformats.org/officeDocument/2006/math" xmlns:v="urn:schemas-microsoft-com:vml" xmlns:wp14="http://schemas.microsoft.com/office/word/2010/wordprocessingDrawing" xmlns:wp="http://schemas.openxmlformats.org/drawingml/2006/wordprocessingDrawing" xmlns:w10="urn:schemas-microsoft-com:office:word" xmlns:w="http://schemas.openxmlformats.org/wordprocessingml/2006/main" xmlns:w14="http://schemas.microsoft.com/office/word/2010/wordml" xmlns:w15="http://schemas.microsoft.com/office/word/2012/wordml" xmlns:w16cex="http://schemas.microsoft.com/office/word/2018/wordml/cex" xmlns:w16cid="http://schemas.microsoft.com/office/word/2016/wordml/cid" xmlns:w16="http://schemas.microsoft.com/office/word/2018/wordml" xmlns:w16du="http://schemas.microsoft.com/office/word/2023/wordml/word16du" xmlns:w16sdtdh="http://schemas.microsoft.com/office/word/2020/wordml/sdtdatahash" xmlns:w16sdtfl="http://schemas.microsoft.com/office/word/2024/wordml/sdtformatlock" xmlns:w16se="http://schemas.microsoft.com/office/word/2015/wordml/symex" xmlns:wpg="http://schemas.microsoft.com/office/word/2010/wordprocessingGroup" xmlns:wpi="http://schemas.microsoft.com/office/word/2010/wordprocessingInk" xmlns:wne="http://schemas.microsoft.com/office/word/2006/wordml" xmlns:wps="http://schemas.microsoft.com/office/word/2010/wordprocessingShape" mc:Ignorable="w14 w15 w16se w16cid w16 w16cex w16sdtdh w16sdtfl w16du wp14">
   <w:body>
     <w:p>
       <w:pPr>
@@ -186,27 +186,27 @@
       </w:r>
       <w:r>
         <w:rPr>
-          <w:rFonts w:ascii="HG丸ｺﾞｼｯｸM-PRO" w:hAnsi="HG丸ｺﾞｼｯｸM-PRO"/>
-          <w:sz w:val="36"/>
-          <w:szCs w:val="36"/>
-        </w:rPr>
-        <w:t>2</w:t>
-      </w:r>
-      <w:r>
-        <w:rPr>
           <w:rFonts w:ascii="HG丸ｺﾞｼｯｸM-PRO" w:hAnsi="HG丸ｺﾞｼｯｸM-PRO" w:hint="eastAsia"/>
           <w:sz w:val="36"/>
           <w:szCs w:val="36"/>
         </w:rPr>
-        <w:t>年</w:t>
-      </w:r>
-      <w:r>
-        <w:rPr>
-          <w:rFonts w:ascii="HG丸ｺﾞｼｯｸM-PRO" w:hAnsi="HG丸ｺﾞｼｯｸM-PRO"/>
+        <w:t>6</w:t>
+      </w:r>
+      <w:r>
+        <w:rPr>
+          <w:rFonts w:ascii="HG丸ｺﾞｼｯｸM-PRO" w:hAnsi="HG丸ｺﾞｼｯｸM-PRO" w:hint="eastAsia"/>
           <w:sz w:val="36"/>
           <w:szCs w:val="36"/>
         </w:rPr>
-        <w:t>10</w:t>
+        <w:t>年</w:t>
+      </w:r>
+      <w:r>
+        <w:rPr>
+          <w:rFonts w:ascii="HG丸ｺﾞｼｯｸM-PRO" w:hAnsi="HG丸ｺﾞｼｯｸM-PRO" w:hint="eastAsia"/>
+          <w:sz w:val="36"/>
+          <w:szCs w:val="36"/>
+        </w:rPr>
+        <w:t>3</w:t>
       </w:r>
       <w:r>
         <w:rPr>
@@ -262,7 +262,6 @@
         <w:tc>
           <w:tcPr>
             <w:tcW w:w="2796" w:type="dxa"/>
-            <w:shd w:val="clear" w:color="auto" w:fill="auto"/>
           </w:tcPr>
           <w:p>
             <w:pPr>
@@ -286,7 +285,6 @@
         <w:tc>
           <w:tcPr>
             <w:tcW w:w="2791" w:type="dxa"/>
-            <w:shd w:val="clear" w:color="auto" w:fill="auto"/>
           </w:tcPr>
           <w:p>
             <w:pPr>
@@ -310,7 +308,6 @@
         <w:tc>
           <w:tcPr>
             <w:tcW w:w="2837" w:type="dxa"/>
-            <w:shd w:val="clear" w:color="auto" w:fill="auto"/>
           </w:tcPr>
           <w:p>
             <w:pPr>
@@ -340,7 +337,6 @@
         <w:tc>
           <w:tcPr>
             <w:tcW w:w="2796" w:type="dxa"/>
-            <w:shd w:val="clear" w:color="auto" w:fill="auto"/>
             <w:vAlign w:val="center"/>
           </w:tcPr>
           <w:p>
@@ -365,7 +361,6 @@
         <w:tc>
           <w:tcPr>
             <w:tcW w:w="2791" w:type="dxa"/>
-            <w:shd w:val="clear" w:color="auto" w:fill="auto"/>
             <w:vAlign w:val="center"/>
           </w:tcPr>
           <w:p>
@@ -382,7 +377,6 @@
         <w:tc>
           <w:tcPr>
             <w:tcW w:w="2837" w:type="dxa"/>
-            <w:shd w:val="clear" w:color="auto" w:fill="auto"/>
             <w:vAlign w:val="center"/>
           </w:tcPr>
           <w:p>
@@ -445,6 +439,204 @@
           </w:p>
         </w:tc>
       </w:tr>
+      <w:tr>
+        <w:trPr>
+          <w:trHeight w:val="853"/>
+          <w:jc w:val="center"/>
+        </w:trPr>
+        <w:tc>
+          <w:tcPr>
+            <w:tcW w:w="2796" w:type="dxa"/>
+            <w:vAlign w:val="center"/>
+          </w:tcPr>
+          <w:p>
+            <w:pPr>
+              <w:jc w:val="center"/>
+              <w:rPr>
+                <w:rFonts w:ascii="HG丸ｺﾞｼｯｸM-PRO" w:hAnsi="HG丸ｺﾞｼｯｸM-PRO" w:cs="Meiryo UI"/>
+                <w:sz w:val="28"/>
+                <w:szCs w:val="28"/>
+              </w:rPr>
+            </w:pPr>
+            <w:r>
+              <w:rPr>
+                <w:rFonts w:ascii="HG丸ｺﾞｼｯｸM-PRO" w:hAnsi="HG丸ｺﾞｼｯｸM-PRO" w:cs="Meiryo UI" w:hint="eastAsia"/>
+                <w:sz w:val="28"/>
+                <w:szCs w:val="28"/>
+              </w:rPr>
+              <w:t>第1.1版</w:t>
+            </w:r>
+          </w:p>
+        </w:tc>
+        <w:tc>
+          <w:tcPr>
+            <w:tcW w:w="2791" w:type="dxa"/>
+            <w:vAlign w:val="center"/>
+          </w:tcPr>
+          <w:p>
+            <w:pPr>
+              <w:spacing w:line="210" w:lineRule="exact"/>
+              <w:jc w:val="center"/>
+              <w:rPr>
+                <w:rFonts w:ascii="HG丸ｺﾞｼｯｸM-PRO" w:hAnsi="HG丸ｺﾞｼｯｸM-PRO" w:cs="Meiryo UI"/>
+                <w:sz w:val="28"/>
+                <w:szCs w:val="28"/>
+              </w:rPr>
+            </w:pPr>
+            <w:r>
+              <w:rPr>
+                <w:rFonts w:ascii="HG丸ｺﾞｼｯｸM-PRO" w:hAnsi="HG丸ｺﾞｼｯｸM-PRO" w:cs="Meiryo UI" w:hint="eastAsia"/>
+                <w:sz w:val="21"/>
+                <w:szCs w:val="21"/>
+              </w:rPr>
+              <w:t>２.３. 富岳での実行性能に関する設定</w:t>
+            </w:r>
+            <w:r>
+              <w:rPr>
+                <w:rFonts w:ascii="HG丸ｺﾞｼｯｸM-PRO" w:hAnsi="HG丸ｺﾞｼｯｸM-PRO" w:cs="Meiryo UI" w:hint="eastAsia"/>
+                <w:sz w:val="21"/>
+                <w:szCs w:val="21"/>
+              </w:rPr>
+              <w:t xml:space="preserve"> 追加</w:t>
+            </w:r>
+          </w:p>
+        </w:tc>
+        <w:tc>
+          <w:tcPr>
+            <w:tcW w:w="2837" w:type="dxa"/>
+            <w:vAlign w:val="center"/>
+          </w:tcPr>
+          <w:p>
+            <w:pPr>
+              <w:jc w:val="center"/>
+              <w:rPr>
+                <w:rFonts w:ascii="HG丸ｺﾞｼｯｸM-PRO" w:hAnsi="HG丸ｺﾞｼｯｸM-PRO" w:cs="Arial"/>
+                <w:sz w:val="28"/>
+                <w:szCs w:val="28"/>
+              </w:rPr>
+            </w:pPr>
+            <w:r>
+              <w:rPr>
+                <w:rFonts w:ascii="HG丸ｺﾞｼｯｸM-PRO" w:hAnsi="HG丸ｺﾞｼｯｸM-PRO" w:cs="Arial" w:hint="eastAsia"/>
+                <w:sz w:val="28"/>
+                <w:szCs w:val="28"/>
+              </w:rPr>
+              <w:t>2024/06</w:t>
+            </w:r>
+            <w:r>
+              <w:rPr>
+                <w:rFonts w:ascii="HG丸ｺﾞｼｯｸM-PRO" w:hAnsi="HG丸ｺﾞｼｯｸM-PRO" w:cs="Arial" w:hint="eastAsia"/>
+                <w:sz w:val="28"/>
+                <w:szCs w:val="28"/>
+              </w:rPr>
+              <w:t>/03</w:t>
+            </w:r>
+          </w:p>
+        </w:tc>
+      </w:tr>
+      <w:tr>
+        <w:trPr>
+          <w:trHeight w:val="853"/>
+          <w:jc w:val="center"/>
+        </w:trPr>
+        <w:tc>
+          <w:tcPr>
+            <w:tcW w:w="2796" w:type="dxa"/>
+            <w:vAlign w:val="center"/>
+          </w:tcPr>
+          <w:p>
+            <w:pPr>
+              <w:jc w:val="center"/>
+              <w:rPr>
+                <w:rFonts w:ascii="HG丸ｺﾞｼｯｸM-PRO" w:hAnsi="HG丸ｺﾞｼｯｸM-PRO" w:cs="Meiryo UI"/>
+                <w:sz w:val="28"/>
+                <w:szCs w:val="28"/>
+              </w:rPr>
+            </w:pPr>
+            <w:r>
+              <w:rPr>
+                <w:rFonts w:ascii="HG丸ｺﾞｼｯｸM-PRO" w:hAnsi="HG丸ｺﾞｼｯｸM-PRO" w:cs="Meiryo UI" w:hint="eastAsia"/>
+                <w:sz w:val="28"/>
+                <w:szCs w:val="28"/>
+              </w:rPr>
+              <w:t>第1.2版</w:t>
+            </w:r>
+          </w:p>
+        </w:tc>
+        <w:tc>
+          <w:tcPr>
+            <w:tcW w:w="2791" w:type="dxa"/>
+            <w:vAlign w:val="center"/>
+          </w:tcPr>
+          <w:p>
+            <w:pPr>
+              <w:spacing w:line="210" w:lineRule="exact"/>
+              <w:jc w:val="center"/>
+              <w:rPr>
+                <w:rFonts w:ascii="HG丸ｺﾞｼｯｸM-PRO" w:hAnsi="HG丸ｺﾞｼｯｸM-PRO" w:cs="Meiryo UI"/>
+                <w:sz w:val="21"/>
+                <w:szCs w:val="21"/>
+              </w:rPr>
+            </w:pPr>
+            <w:r>
+              <w:rPr>
+                <w:rFonts w:ascii="HG丸ｺﾞｼｯｸM-PRO" w:hAnsi="HG丸ｺﾞｼｯｸM-PRO" w:cs="Meiryo UI" w:hint="eastAsia"/>
+                <w:sz w:val="21"/>
+                <w:szCs w:val="21"/>
+              </w:rPr>
+              <w:t>セクタキャッシュ無効の</w:t>
+            </w:r>
+            <w:r>
+              <w:rPr>
+                <w:rFonts w:ascii="HG丸ｺﾞｼｯｸM-PRO" w:hAnsi="HG丸ｺﾞｼｯｸM-PRO" w:cs="Meiryo UI"/>
+                <w:sz w:val="21"/>
+                <w:szCs w:val="21"/>
+              </w:rPr>
+              <w:br/>
+            </w:r>
+            <w:r>
+              <w:rPr>
+                <w:rFonts w:ascii="HG丸ｺﾞｼｯｸM-PRO" w:hAnsi="HG丸ｺﾞｼｯｸM-PRO" w:cs="Meiryo UI" w:hint="eastAsia"/>
+                <w:sz w:val="21"/>
+                <w:szCs w:val="21"/>
+              </w:rPr>
+              <w:t>注意書き追加</w:t>
+            </w:r>
+          </w:p>
+        </w:tc>
+        <w:tc>
+          <w:tcPr>
+            <w:tcW w:w="2837" w:type="dxa"/>
+            <w:vAlign w:val="center"/>
+          </w:tcPr>
+          <w:p>
+            <w:pPr>
+              <w:jc w:val="center"/>
+              <w:rPr>
+                <w:rFonts w:ascii="HG丸ｺﾞｼｯｸM-PRO" w:hAnsi="HG丸ｺﾞｼｯｸM-PRO" w:cs="Arial"/>
+                <w:sz w:val="28"/>
+                <w:szCs w:val="28"/>
+              </w:rPr>
+            </w:pPr>
+            <w:r>
+              <w:rPr>
+                <w:rFonts w:ascii="HG丸ｺﾞｼｯｸM-PRO" w:hAnsi="HG丸ｺﾞｼｯｸM-PRO" w:cs="Arial" w:hint="eastAsia"/>
+                <w:sz w:val="28"/>
+                <w:szCs w:val="28"/>
+              </w:rPr>
+              <w:t>2026/</w:t>
+            </w:r>
+            <w:r>
+              <w:rPr>
+                <w:rFonts w:ascii="HG丸ｺﾞｼｯｸM-PRO" w:hAnsi="HG丸ｺﾞｼｯｸM-PRO" w:cs="Arial" w:hint="eastAsia"/>
+                <w:sz w:val="28"/>
+                <w:szCs w:val="28"/>
+              </w:rPr>
+              <w:t>03/25</w:t>
+            </w:r>
+          </w:p>
+        </w:tc>
+      </w:tr>
     </w:tbl>
     <w:p>
       <w:pPr>
@@ -498,7 +690,7 @@
           <w:bCs w:val="0"/>
           <w:noProof/>
           <w:kern w:val="2"/>
-          <w:sz w:val="22"/>
+          <w:sz w:val="21"/>
           <w:szCs w:val="24"/>
           <w14:ligatures w14:val="standardContextual"/>
         </w:rPr>
@@ -521,7 +713,7 @@
         </w:rPr>
         <w:fldChar w:fldCharType="separate"/>
       </w:r>
-      <w:hyperlink w:anchor="_Toc168330724" w:history="1">
+      <w:hyperlink w:anchor="_Toc224117229" w:history="1">
         <w:r>
           <w:rPr>
             <w:rStyle w:val="affffff3"/>
@@ -563,7 +755,7 @@
             <w:noProof/>
             <w:webHidden/>
           </w:rPr>
-          <w:instrText xml:space="preserve"> PAGEREF _Toc168330724 \h </w:instrText>
+          <w:instrText xml:space="preserve"> PAGEREF _Toc224117229 \h </w:instrText>
         </w:r>
         <w:r>
           <w:rPr>
@@ -603,12 +795,12 @@
           <w:bCs w:val="0"/>
           <w:noProof/>
           <w:kern w:val="2"/>
-          <w:sz w:val="22"/>
+          <w:sz w:val="21"/>
           <w:szCs w:val="24"/>
           <w14:ligatures w14:val="standardContextual"/>
         </w:rPr>
       </w:pPr>
-      <w:hyperlink w:anchor="_Toc168330725" w:history="1">
+      <w:hyperlink w:anchor="_Toc224117230" w:history="1">
         <w:r>
           <w:rPr>
             <w:rStyle w:val="affffff3"/>
@@ -668,7 +860,7 @@
             <w:noProof/>
             <w:webHidden/>
           </w:rPr>
-          <w:instrText xml:space="preserve"> PAGEREF _Toc168330725 \h </w:instrText>
+          <w:instrText xml:space="preserve"> PAGEREF _Toc224117230 \h </w:instrText>
         </w:r>
         <w:r>
           <w:rPr>
@@ -709,12 +901,12 @@
           <w:rFonts w:eastAsiaTheme="minorEastAsia" w:cstheme="minorBidi"/>
           <w:noProof/>
           <w:kern w:val="2"/>
-          <w:sz w:val="22"/>
+          <w:sz w:val="21"/>
           <w:szCs w:val="24"/>
           <w14:ligatures w14:val="standardContextual"/>
         </w:rPr>
       </w:pPr>
-      <w:hyperlink w:anchor="_Toc168330726" w:history="1">
+      <w:hyperlink w:anchor="_Toc224117231" w:history="1">
         <w:r>
           <w:rPr>
             <w:rStyle w:val="affffff3"/>
@@ -800,7 +992,7 @@
             <w:noProof/>
             <w:webHidden/>
           </w:rPr>
-          <w:instrText xml:space="preserve"> PAGEREF _Toc168330726 \h </w:instrText>
+          <w:instrText xml:space="preserve"> PAGEREF _Toc224117231 \h </w:instrText>
         </w:r>
         <w:r>
           <w:rPr>
@@ -841,12 +1033,12 @@
           <w:rFonts w:eastAsiaTheme="minorEastAsia" w:cstheme="minorBidi"/>
           <w:noProof/>
           <w:kern w:val="2"/>
-          <w:sz w:val="22"/>
+          <w:sz w:val="21"/>
           <w:szCs w:val="24"/>
           <w14:ligatures w14:val="standardContextual"/>
         </w:rPr>
       </w:pPr>
-      <w:hyperlink w:anchor="_Toc168330727" w:history="1">
+      <w:hyperlink w:anchor="_Toc224117232" w:history="1">
         <w:r>
           <w:rPr>
             <w:rStyle w:val="affffff3"/>
@@ -932,7 +1124,7 @@
             <w:noProof/>
             <w:webHidden/>
           </w:rPr>
-          <w:instrText xml:space="preserve"> PAGEREF _Toc168330727 \h </w:instrText>
+          <w:instrText xml:space="preserve"> PAGEREF _Toc224117232 \h </w:instrText>
         </w:r>
         <w:r>
           <w:rPr>
@@ -973,12 +1165,12 @@
           <w:rFonts w:eastAsiaTheme="minorEastAsia" w:cstheme="minorBidi"/>
           <w:noProof/>
           <w:kern w:val="2"/>
-          <w:sz w:val="22"/>
+          <w:sz w:val="21"/>
           <w:szCs w:val="24"/>
           <w14:ligatures w14:val="standardContextual"/>
         </w:rPr>
       </w:pPr>
-      <w:hyperlink w:anchor="_Toc168330728" w:history="1">
+      <w:hyperlink w:anchor="_Toc224117233" w:history="1">
         <w:r>
           <w:rPr>
             <w:rStyle w:val="affffff3"/>
@@ -1064,7 +1256,7 @@
             <w:noProof/>
             <w:webHidden/>
           </w:rPr>
-          <w:instrText xml:space="preserve"> PAGEREF _Toc168330728 \h </w:instrText>
+          <w:instrText xml:space="preserve"> PAGEREF _Toc224117233 \h </w:instrText>
         </w:r>
         <w:r>
           <w:rPr>
@@ -1104,12 +1296,12 @@
           <w:bCs w:val="0"/>
           <w:noProof/>
           <w:kern w:val="2"/>
-          <w:sz w:val="22"/>
+          <w:sz w:val="21"/>
           <w:szCs w:val="24"/>
           <w14:ligatures w14:val="standardContextual"/>
         </w:rPr>
       </w:pPr>
-      <w:hyperlink w:anchor="_Toc168330729" w:history="1">
+      <w:hyperlink w:anchor="_Toc224117234" w:history="1">
         <w:r>
           <w:rPr>
             <w:rStyle w:val="affffff3"/>
@@ -1169,7 +1361,7 @@
             <w:noProof/>
             <w:webHidden/>
           </w:rPr>
-          <w:instrText xml:space="preserve"> PAGEREF _Toc168330729 \h </w:instrText>
+          <w:instrText xml:space="preserve"> PAGEREF _Toc224117234 \h </w:instrText>
         </w:r>
         <w:r>
           <w:rPr>
@@ -1210,12 +1402,12 @@
           <w:rFonts w:eastAsiaTheme="minorEastAsia" w:cstheme="minorBidi"/>
           <w:noProof/>
           <w:kern w:val="2"/>
-          <w:sz w:val="22"/>
+          <w:sz w:val="21"/>
           <w:szCs w:val="24"/>
           <w14:ligatures w14:val="standardContextual"/>
         </w:rPr>
       </w:pPr>
-      <w:hyperlink w:anchor="_Toc168330730" w:history="1">
+      <w:hyperlink w:anchor="_Toc224117235" w:history="1">
         <w:r>
           <w:rPr>
             <w:rStyle w:val="affffff3"/>
@@ -1301,7 +1493,7 @@
             <w:noProof/>
             <w:webHidden/>
           </w:rPr>
-          <w:instrText xml:space="preserve"> PAGEREF _Toc168330730 \h </w:instrText>
+          <w:instrText xml:space="preserve"> PAGEREF _Toc224117235 \h </w:instrText>
         </w:r>
         <w:r>
           <w:rPr>
@@ -1321,7 +1513,7 @@
             <w:noProof/>
             <w:webHidden/>
           </w:rPr>
-          <w:t>4</w:t>
+          <w:t>5</w:t>
         </w:r>
         <w:r>
           <w:rPr>
@@ -1341,12 +1533,12 @@
           <w:bCs w:val="0"/>
           <w:noProof/>
           <w:kern w:val="2"/>
-          <w:sz w:val="22"/>
+          <w:sz w:val="21"/>
           <w:szCs w:val="24"/>
           <w14:ligatures w14:val="standardContextual"/>
         </w:rPr>
       </w:pPr>
-      <w:hyperlink w:anchor="_Toc168330731" w:history="1">
+      <w:hyperlink w:anchor="_Toc224117236" w:history="1">
         <w:r>
           <w:rPr>
             <w:rStyle w:val="affffff3"/>
@@ -1406,7 +1598,7 @@
             <w:noProof/>
             <w:webHidden/>
           </w:rPr>
-          <w:instrText xml:space="preserve"> PAGEREF _Toc168330731 \h </w:instrText>
+          <w:instrText xml:space="preserve"> PAGEREF _Toc224117236 \h </w:instrText>
         </w:r>
         <w:r>
           <w:rPr>
@@ -1446,12 +1638,12 @@
           <w:bCs w:val="0"/>
           <w:noProof/>
           <w:kern w:val="2"/>
-          <w:sz w:val="22"/>
+          <w:sz w:val="21"/>
           <w:szCs w:val="24"/>
           <w14:ligatures w14:val="standardContextual"/>
         </w:rPr>
       </w:pPr>
-      <w:hyperlink w:anchor="_Toc168330732" w:history="1">
+      <w:hyperlink w:anchor="_Toc224117237" w:history="1">
         <w:r>
           <w:rPr>
             <w:rStyle w:val="affffff3"/>
@@ -1511,7 +1703,7 @@
             <w:noProof/>
             <w:webHidden/>
           </w:rPr>
-          <w:instrText xml:space="preserve"> PAGEREF _Toc168330732 \h </w:instrText>
+          <w:instrText xml:space="preserve"> PAGEREF _Toc224117237 \h </w:instrText>
         </w:r>
         <w:r>
           <w:rPr>
@@ -1552,12 +1744,12 @@
           <w:rFonts w:eastAsiaTheme="minorEastAsia" w:cstheme="minorBidi"/>
           <w:noProof/>
           <w:kern w:val="2"/>
-          <w:sz w:val="22"/>
+          <w:sz w:val="21"/>
           <w:szCs w:val="24"/>
           <w14:ligatures w14:val="standardContextual"/>
         </w:rPr>
       </w:pPr>
-      <w:hyperlink w:anchor="_Toc168330733" w:history="1">
+      <w:hyperlink w:anchor="_Toc224117238" w:history="1">
         <w:r>
           <w:rPr>
             <w:rStyle w:val="affffff3"/>
@@ -1643,7 +1835,7 @@
             <w:noProof/>
             <w:webHidden/>
           </w:rPr>
-          <w:instrText xml:space="preserve"> PAGEREF _Toc168330733 \h </w:instrText>
+          <w:instrText xml:space="preserve"> PAGEREF _Toc224117238 \h </w:instrText>
         </w:r>
         <w:r>
           <w:rPr>
@@ -1719,37 +1911,29 @@
     </w:p>
     <w:p>
       <w:pPr>
-        <w:overflowPunct/>
-        <w:topLinePunct w:val="0"/>
-        <w:adjustRightInd/>
-        <w:spacing w:line="240" w:lineRule="auto"/>
-        <w:jc w:val="left"/>
-        <w:textAlignment w:val="auto"/>
+        <w:pStyle w:val="11"/>
         <w:rPr>
           <w:rFonts w:ascii="HG丸ｺﾞｼｯｸM-PRO" w:hAnsi="HG丸ｺﾞｼｯｸM-PRO"/>
         </w:rPr>
       </w:pPr>
-    </w:p>
-    <w:p>
-      <w:pPr>
-        <w:pStyle w:val="11"/>
-        <w:rPr>
-          <w:rFonts w:ascii="HG丸ｺﾞｼｯｸM-PRO" w:hAnsi="HG丸ｺﾞｼｯｸM-PRO"/>
-        </w:rPr>
-      </w:pPr>
-      <w:bookmarkStart w:id="4" w:name="_Ref91591303"/>
-      <w:bookmarkStart w:id="5" w:name="_Toc168330724"/>
+      <w:bookmarkStart w:id="4" w:name="_Toc224117079"/>
+      <w:bookmarkStart w:id="5" w:name="_Toc224117228"/>
+      <w:bookmarkStart w:id="6" w:name="_Ref91591303"/>
+      <w:bookmarkStart w:id="7" w:name="_Toc224117229"/>
       <w:bookmarkEnd w:id="1"/>
       <w:bookmarkEnd w:id="2"/>
       <w:bookmarkEnd w:id="3"/>
-      <w:r>
-        <w:rPr>
-          <w:rFonts w:ascii="HG丸ｺﾞｼｯｸM-PRO" w:hAnsi="HG丸ｺﾞｼｯｸM-PRO" w:hint="eastAsia"/>
-        </w:rPr>
-        <w:t>まえがき</w:t>
-      </w:r>
       <w:bookmarkEnd w:id="4"/>
       <w:bookmarkEnd w:id="5"/>
+      <w:r>
+        <w:rPr>
+          <w:rFonts w:ascii="HG丸ｺﾞｼｯｸM-PRO" w:hAnsi="HG丸ｺﾞｼｯｸM-PRO" w:hint="eastAsia"/>
+        </w:rPr>
+        <w:lastRenderedPageBreak/>
+        <w:t>まえがき</w:t>
+      </w:r>
+      <w:bookmarkEnd w:id="6"/>
+      <w:bookmarkEnd w:id="7"/>
     </w:p>
     <w:p>
       <w:pPr>
@@ -2187,50 +2371,12 @@
         <w:t>利用者が「</w:t>
       </w:r>
       <w:r>
-        <w:rPr>
-          <w:rFonts w:asciiTheme="minorHAnsi" w:eastAsiaTheme="minorEastAsia" w:hAnsiTheme="minorHAnsi"/>
-          <w:sz w:val="22"/>
-          <w:szCs w:val="22"/>
-        </w:rPr>
         <w:fldChar w:fldCharType="begin"/>
       </w:r>
       <w:r>
-        <w:rPr>
-          <w:rFonts w:asciiTheme="minorHAnsi" w:eastAsiaTheme="minorEastAsia" w:hAnsiTheme="minorHAnsi"/>
-          <w:sz w:val="22"/>
-          <w:szCs w:val="22"/>
-        </w:rPr>
-        <w:instrText xml:space="preserve"> </w:instrText>
-      </w:r>
-      <w:r>
-        <w:rPr>
-          <w:rFonts w:asciiTheme="minorHAnsi" w:eastAsiaTheme="minorEastAsia" w:hAnsiTheme="minorHAnsi" w:hint="eastAsia"/>
-          <w:sz w:val="22"/>
-          <w:szCs w:val="22"/>
-        </w:rPr>
         <w:instrText>HYPERLINK "https://www.fugaku.r-ccs.riken.jp/doc_root/ja/user_guides/Commercial_Software/gaussian.html"</w:instrText>
       </w:r>
       <w:r>
-        <w:rPr>
-          <w:rFonts w:asciiTheme="minorHAnsi" w:eastAsiaTheme="minorEastAsia" w:hAnsiTheme="minorHAnsi"/>
-          <w:sz w:val="22"/>
-          <w:szCs w:val="22"/>
-        </w:rPr>
-        <w:instrText xml:space="preserve"> </w:instrText>
-      </w:r>
-      <w:r>
-        <w:rPr>
-          <w:rFonts w:asciiTheme="minorHAnsi" w:eastAsiaTheme="minorEastAsia" w:hAnsiTheme="minorHAnsi"/>
-          <w:sz w:val="22"/>
-          <w:szCs w:val="22"/>
-        </w:rPr>
-      </w:r>
-      <w:r>
-        <w:rPr>
-          <w:rFonts w:asciiTheme="minorHAnsi" w:eastAsiaTheme="minorEastAsia" w:hAnsiTheme="minorHAnsi"/>
-          <w:sz w:val="22"/>
-          <w:szCs w:val="22"/>
-        </w:rPr>
         <w:fldChar w:fldCharType="separate"/>
       </w:r>
       <w:r>
@@ -2261,11 +2407,6 @@
         <w:t>利用申請手続き</w:t>
       </w:r>
       <w:r>
-        <w:rPr>
-          <w:rFonts w:asciiTheme="minorHAnsi" w:eastAsiaTheme="minorEastAsia" w:hAnsiTheme="minorHAnsi"/>
-          <w:sz w:val="22"/>
-          <w:szCs w:val="22"/>
-        </w:rPr>
         <w:fldChar w:fldCharType="end"/>
       </w:r>
       <w:r>
@@ -2411,13 +2552,13 @@
       <w:pPr>
         <w:pStyle w:val="11"/>
       </w:pPr>
-      <w:bookmarkStart w:id="6" w:name="_Toc112934663"/>
-      <w:bookmarkStart w:id="7" w:name="_ユーザーライセンスの設定"/>
-      <w:bookmarkStart w:id="8" w:name="_Toc112934666"/>
-      <w:bookmarkStart w:id="9" w:name="_Toc168330725"/>
-      <w:bookmarkEnd w:id="6"/>
-      <w:bookmarkEnd w:id="7"/>
+      <w:bookmarkStart w:id="8" w:name="_Toc112934663"/>
+      <w:bookmarkStart w:id="9" w:name="_ユーザーライセンスの設定"/>
+      <w:bookmarkStart w:id="10" w:name="_Toc112934666"/>
+      <w:bookmarkStart w:id="11" w:name="_Toc224117230"/>
       <w:bookmarkEnd w:id="8"/>
+      <w:bookmarkEnd w:id="9"/>
+      <w:bookmarkEnd w:id="10"/>
       <w:r>
         <w:rPr>
           <w:rFonts w:hint="eastAsia"/>
@@ -2431,7 +2572,7 @@
         </w:rPr>
         <w:t>の実行</w:t>
       </w:r>
-      <w:bookmarkEnd w:id="9"/>
+      <w:bookmarkEnd w:id="11"/>
     </w:p>
     <w:p>
       <w:pPr>
@@ -2658,19 +2799,11 @@
                 <w:rFonts w:asciiTheme="minorHAnsi" w:eastAsiaTheme="minorEastAsia" w:hAnsiTheme="minorHAnsi"/>
               </w:rPr>
             </w:pPr>
-            <w:proofErr w:type="gramStart"/>
             <w:r>
               <w:rPr>
                 <w:rFonts w:asciiTheme="minorHAnsi" w:eastAsiaTheme="minorEastAsia" w:hAnsiTheme="minorHAnsi"/>
               </w:rPr>
-              <w:t>#!/</w:t>
-            </w:r>
-            <w:proofErr w:type="gramEnd"/>
-            <w:r>
-              <w:rPr>
-                <w:rFonts w:asciiTheme="minorHAnsi" w:eastAsiaTheme="minorEastAsia" w:hAnsiTheme="minorHAnsi"/>
-              </w:rPr>
-              <w:t>bin/bash</w:t>
+              <w:t>#!/bin/bash</w:t>
             </w:r>
           </w:p>
           <w:p>
@@ -2746,23 +2879,7 @@
                 <w:rFonts w:asciiTheme="minorHAnsi" w:eastAsiaTheme="minorEastAsia" w:hAnsiTheme="minorHAnsi"/>
                 <w:color w:val="FF0000"/>
               </w:rPr>
-              <w:t>=</w:t>
-            </w:r>
-            <w:proofErr w:type="gramStart"/>
-            <w:r>
-              <w:rPr>
-                <w:rFonts w:asciiTheme="minorHAnsi" w:eastAsiaTheme="minorEastAsia" w:hAnsiTheme="minorHAnsi"/>
-                <w:color w:val="FF0000"/>
-              </w:rPr>
-              <w:t>2200,eco</w:t>
-            </w:r>
-            <w:proofErr w:type="gramEnd"/>
-            <w:r>
-              <w:rPr>
-                <w:rFonts w:asciiTheme="minorHAnsi" w:eastAsiaTheme="minorEastAsia" w:hAnsiTheme="minorHAnsi"/>
-                <w:color w:val="FF0000"/>
-              </w:rPr>
-              <w:t>_state=2"</w:t>
+              <w:t>=2200,eco_state=2"</w:t>
             </w:r>
           </w:p>
           <w:p>
@@ -2785,7 +2902,7 @@
               <w:pStyle w:val="a6"/>
               <w:ind w:firstLineChars="105"/>
               <w:rPr>
-                <w:rFonts w:asciiTheme="minorHAnsi" w:eastAsiaTheme="minorEastAsia" w:hAnsiTheme="minorHAnsi" w:hint="eastAsia"/>
+                <w:rFonts w:asciiTheme="minorHAnsi" w:eastAsiaTheme="minorEastAsia" w:hAnsiTheme="minorHAnsi"/>
               </w:rPr>
             </w:pPr>
             <w:r>
@@ -3048,7 +3165,7 @@
       <w:pPr>
         <w:pStyle w:val="20"/>
       </w:pPr>
-      <w:bookmarkStart w:id="10" w:name="_Toc168330726"/>
+      <w:bookmarkStart w:id="12" w:name="_Toc224117231"/>
       <w:r>
         <w:rPr>
           <w:rFonts w:hint="eastAsia"/>
@@ -3073,7 +3190,7 @@
         </w:rPr>
         <w:t>の設定</w:t>
       </w:r>
-      <w:bookmarkEnd w:id="10"/>
+      <w:bookmarkEnd w:id="12"/>
     </w:p>
     <w:p>
       <w:pPr>
@@ -3322,7 +3439,7 @@
                 <w:rFonts w:asciiTheme="minorHAnsi" w:hAnsiTheme="minorHAnsi"/>
               </w:rPr>
             </w:pPr>
-            <w:bookmarkStart w:id="11" w:name="_Hlk113613868"/>
+            <w:bookmarkStart w:id="13" w:name="_Hlk113613868"/>
             <w:r>
               <w:rPr>
                 <w:rFonts w:asciiTheme="minorHAnsi" w:eastAsiaTheme="minorEastAsia" w:hAnsiTheme="minorHAnsi" w:hint="eastAsia"/>
@@ -3334,7 +3451,7 @@
           </w:p>
         </w:tc>
       </w:tr>
-      <w:bookmarkEnd w:id="11"/>
+      <w:bookmarkEnd w:id="13"/>
     </w:tbl>
     <w:p>
       <w:pPr>
@@ -3633,17 +3750,8 @@
                 <w:rFonts w:ascii="Century" w:eastAsiaTheme="minorEastAsia" w:hAnsi="Century"/>
                 <w:sz w:val="22"/>
               </w:rPr>
-              <w:t>#</w:t>
+              <w:t>#p</w:t>
             </w:r>
-            <w:proofErr w:type="gramStart"/>
-            <w:r>
-              <w:rPr>
-                <w:rFonts w:ascii="Century" w:eastAsiaTheme="minorEastAsia" w:hAnsi="Century"/>
-                <w:sz w:val="22"/>
-              </w:rPr>
-              <w:t>p</w:t>
-            </w:r>
-            <w:proofErr w:type="gramEnd"/>
             <w:r>
               <w:rPr>
                 <w:rFonts w:ascii="Century" w:eastAsiaTheme="minorEastAsia" w:hAnsi="Century" w:hint="eastAsia"/>
@@ -3734,7 +3842,7 @@
       <w:pPr>
         <w:pStyle w:val="20"/>
       </w:pPr>
-      <w:bookmarkStart w:id="12" w:name="_Toc168330727"/>
+      <w:bookmarkStart w:id="14" w:name="_Toc224117232"/>
       <w:r>
         <w:rPr>
           <w:rFonts w:hint="eastAsia"/>
@@ -3762,7 +3870,7 @@
       <w:r>
         <w:t>について</w:t>
       </w:r>
-      <w:bookmarkEnd w:id="12"/>
+      <w:bookmarkEnd w:id="14"/>
     </w:p>
     <w:p>
       <w:pPr>
@@ -3802,25 +3910,7 @@
           <w:sz w:val="22"/>
           <w:szCs w:val="22"/>
         </w:rPr>
-        <w:t>=</w:t>
-      </w:r>
-      <w:proofErr w:type="gramStart"/>
-      <w:r>
-        <w:rPr>
-          <w:rFonts w:asciiTheme="minorHAnsi" w:eastAsiaTheme="minorEastAsia" w:hAnsiTheme="minorHAnsi"/>
-          <w:sz w:val="22"/>
-          <w:szCs w:val="22"/>
-        </w:rPr>
-        <w:t>2200,eco</w:t>
-      </w:r>
-      <w:proofErr w:type="gramEnd"/>
-      <w:r>
-        <w:rPr>
-          <w:rFonts w:asciiTheme="minorHAnsi" w:eastAsiaTheme="minorEastAsia" w:hAnsiTheme="minorHAnsi"/>
-          <w:sz w:val="22"/>
-          <w:szCs w:val="22"/>
-        </w:rPr>
-        <w:t>_state=2"</w:t>
+        <w:t>=2200,eco_state=2"</w:t>
       </w:r>
     </w:p>
     <w:p>
@@ -4306,7 +4396,7 @@
                 <w:rFonts w:asciiTheme="minorHAnsi" w:hAnsiTheme="minorHAnsi"/>
               </w:rPr>
             </w:pPr>
-            <w:bookmarkStart w:id="13" w:name="_Hlk113613670"/>
+            <w:bookmarkStart w:id="15" w:name="_Hlk113613670"/>
             <w:r>
               <w:rPr>
                 <w:rFonts w:asciiTheme="minorHAnsi" w:eastAsiaTheme="minorEastAsia" w:hAnsiTheme="minorHAnsi"/>
@@ -4335,7 +4425,7 @@
         </w:tc>
       </w:tr>
     </w:tbl>
-    <w:bookmarkEnd w:id="13"/>
+    <w:bookmarkEnd w:id="15"/>
     <w:p>
       <w:pPr>
         <w:pStyle w:val="a6"/>
@@ -4439,6 +4529,105 @@
           <w:szCs w:val="22"/>
         </w:rPr>
         <w:t>コマンドより後に指定してください。</w:t>
+      </w:r>
+      <w:r>
+        <w:rPr>
+          <w:rFonts w:asciiTheme="minorHAnsi" w:eastAsiaTheme="minorEastAsia" w:hAnsiTheme="minorHAnsi"/>
+          <w:color w:val="FF0000"/>
+          <w:sz w:val="22"/>
+          <w:szCs w:val="22"/>
+        </w:rPr>
+        <w:br/>
+      </w:r>
+      <w:r>
+        <w:rPr>
+          <w:rFonts w:asciiTheme="minorHAnsi" w:eastAsiaTheme="minorEastAsia" w:hAnsiTheme="minorHAnsi" w:hint="eastAsia"/>
+          <w:color w:val="FF0000"/>
+          <w:sz w:val="22"/>
+          <w:szCs w:val="22"/>
+        </w:rPr>
+        <w:t>Gaussian</w:t>
+      </w:r>
+      <w:r>
+        <w:rPr>
+          <w:rFonts w:asciiTheme="minorHAnsi" w:eastAsiaTheme="minorEastAsia" w:hAnsiTheme="minorHAnsi" w:hint="eastAsia"/>
+          <w:color w:val="FF0000"/>
+          <w:sz w:val="22"/>
+          <w:szCs w:val="22"/>
+        </w:rPr>
+        <w:t>はセクタキャッシュ利用の前提条件を満たさないため、セクタキャッシュを使用しない環境変数設定</w:t>
+      </w:r>
+      <w:r>
+        <w:rPr>
+          <w:rFonts w:asciiTheme="minorHAnsi" w:eastAsiaTheme="minorEastAsia" w:hAnsiTheme="minorHAnsi" w:hint="eastAsia"/>
+          <w:color w:val="FF0000"/>
+          <w:sz w:val="22"/>
+          <w:szCs w:val="22"/>
+        </w:rPr>
+        <w:t>(FLIB_SCCR_CNTL=FALSE)</w:t>
+      </w:r>
+      <w:r>
+        <w:rPr>
+          <w:rFonts w:asciiTheme="minorHAnsi" w:eastAsiaTheme="minorEastAsia" w:hAnsiTheme="minorHAnsi" w:hint="eastAsia"/>
+          <w:color w:val="FF0000"/>
+          <w:sz w:val="22"/>
+          <w:szCs w:val="22"/>
+        </w:rPr>
+        <w:t>をしています。</w:t>
+      </w:r>
+      <w:r>
+        <w:rPr>
+          <w:rFonts w:asciiTheme="minorHAnsi" w:eastAsiaTheme="minorEastAsia" w:hAnsiTheme="minorHAnsi" w:hint="eastAsia"/>
+          <w:color w:val="FF0000"/>
+          <w:sz w:val="22"/>
+          <w:szCs w:val="22"/>
+        </w:rPr>
+        <w:t>Gaussian</w:t>
+      </w:r>
+      <w:r>
+        <w:rPr>
+          <w:rFonts w:asciiTheme="minorHAnsi" w:eastAsiaTheme="minorEastAsia" w:hAnsiTheme="minorHAnsi" w:hint="eastAsia"/>
+          <w:color w:val="FF0000"/>
+          <w:sz w:val="22"/>
+          <w:szCs w:val="22"/>
+        </w:rPr>
+        <w:t>実行後に続けてセクタキャッシュを使用する処理を行う場合は、セクタキャッシュを使用する処理の前で</w:t>
+      </w:r>
+      <w:r>
+        <w:rPr>
+          <w:rFonts w:asciiTheme="minorHAnsi" w:eastAsiaTheme="minorEastAsia" w:hAnsiTheme="minorHAnsi" w:hint="eastAsia"/>
+          <w:color w:val="FF0000"/>
+          <w:sz w:val="22"/>
+          <w:szCs w:val="22"/>
+        </w:rPr>
+        <w:t>FLIB_SCCR_CNTL</w:t>
+      </w:r>
+      <w:r>
+        <w:rPr>
+          <w:rFonts w:asciiTheme="minorHAnsi" w:eastAsiaTheme="minorEastAsia" w:hAnsiTheme="minorHAnsi" w:hint="eastAsia"/>
+          <w:color w:val="FF0000"/>
+          <w:sz w:val="22"/>
+          <w:szCs w:val="22"/>
+        </w:rPr>
+        <w:t>に</w:t>
+      </w:r>
+      <w:r>
+        <w:rPr>
+          <w:rFonts w:asciiTheme="minorHAnsi" w:eastAsiaTheme="minorEastAsia" w:hAnsiTheme="minorHAnsi" w:hint="eastAsia"/>
+          <w:color w:val="FF0000"/>
+          <w:sz w:val="22"/>
+          <w:szCs w:val="22"/>
+        </w:rPr>
+        <w:t>TRUE</w:t>
+      </w:r>
+      <w:r>
+        <w:rPr>
+          <w:rFonts w:asciiTheme="minorHAnsi" w:eastAsiaTheme="minorEastAsia" w:hAnsiTheme="minorHAnsi" w:hint="eastAsia"/>
+          <w:color w:val="FF0000"/>
+          <w:sz w:val="22"/>
+          <w:szCs w:val="22"/>
+        </w:rPr>
+        <w:t>を設定してください。</w:t>
       </w:r>
     </w:p>
     <w:p>
@@ -5033,14 +5222,14 @@
       <w:pPr>
         <w:pStyle w:val="20"/>
       </w:pPr>
-      <w:bookmarkStart w:id="14" w:name="_Toc168330728"/>
+      <w:bookmarkStart w:id="16" w:name="_Toc224117233"/>
       <w:r>
         <w:rPr>
           <w:rFonts w:hint="eastAsia"/>
         </w:rPr>
         <w:t>富岳での実行性能に関する設定</w:t>
       </w:r>
-      <w:bookmarkEnd w:id="14"/>
+      <w:bookmarkEnd w:id="16"/>
     </w:p>
     <w:p>
       <w:pPr>
@@ -5194,19 +5383,11 @@
               <w:t>export XOS_MMM_L_PAGING_POLICY=</w:t>
             </w:r>
             <w:proofErr w:type="spellStart"/>
-            <w:proofErr w:type="gramStart"/>
             <w:r>
               <w:rPr>
                 <w:rFonts w:asciiTheme="minorHAnsi" w:eastAsiaTheme="minorEastAsia" w:hAnsiTheme="minorHAnsi"/>
               </w:rPr>
-              <w:t>demand:demand</w:t>
-            </w:r>
-            <w:proofErr w:type="gramEnd"/>
-            <w:r>
-              <w:rPr>
-                <w:rFonts w:asciiTheme="minorHAnsi" w:eastAsiaTheme="minorEastAsia" w:hAnsiTheme="minorHAnsi"/>
-              </w:rPr>
-              <w:t>:demand</w:t>
+              <w:t>demand:demand:demand</w:t>
             </w:r>
             <w:proofErr w:type="spellEnd"/>
           </w:p>
@@ -5232,34 +5413,12 @@
         <w:t>ページング方式についての詳細は</w:t>
       </w:r>
       <w:r>
-        <w:rPr>
-          <w:rFonts w:asciiTheme="minorHAnsi" w:eastAsiaTheme="minorEastAsia" w:hAnsiTheme="minorHAnsi"/>
-          <w:sz w:val="22"/>
-          <w:szCs w:val="22"/>
-        </w:rPr>
         <w:fldChar w:fldCharType="begin"/>
       </w:r>
       <w:r>
-        <w:rPr>
-          <w:rFonts w:asciiTheme="minorHAnsi" w:eastAsiaTheme="minorEastAsia" w:hAnsiTheme="minorHAnsi" w:hint="eastAsia"/>
-          <w:sz w:val="22"/>
-          <w:szCs w:val="22"/>
-        </w:rPr>
         <w:instrText>HYPERLINK "https://www.fugaku.r-ccs.riken.jp/doc_root/ja/user_guides/use_latest/JobExecution/AllocationOfLargePageArea.html"</w:instrText>
       </w:r>
       <w:r>
-        <w:rPr>
-          <w:rFonts w:asciiTheme="minorHAnsi" w:eastAsiaTheme="minorEastAsia" w:hAnsiTheme="minorHAnsi"/>
-          <w:sz w:val="22"/>
-          <w:szCs w:val="22"/>
-        </w:rPr>
-      </w:r>
-      <w:r>
-        <w:rPr>
-          <w:rFonts w:asciiTheme="minorHAnsi" w:eastAsiaTheme="minorEastAsia" w:hAnsiTheme="minorHAnsi"/>
-          <w:sz w:val="22"/>
-          <w:szCs w:val="22"/>
-        </w:rPr>
         <w:fldChar w:fldCharType="separate"/>
       </w:r>
       <w:r>
@@ -5272,11 +5431,6 @@
         <w:t>富岳利用手引書</w:t>
       </w:r>
       <w:r>
-        <w:rPr>
-          <w:rFonts w:asciiTheme="minorHAnsi" w:eastAsiaTheme="minorEastAsia" w:hAnsiTheme="minorHAnsi"/>
-          <w:sz w:val="22"/>
-          <w:szCs w:val="22"/>
-        </w:rPr>
         <w:fldChar w:fldCharType="end"/>
       </w:r>
       <w:r>
@@ -5287,62 +5441,17 @@
         </w:rPr>
         <w:t>、および</w:t>
       </w:r>
-      <w:r>
-        <w:rPr>
-          <w:rFonts w:asciiTheme="minorHAnsi" w:eastAsiaTheme="minorEastAsia" w:hAnsiTheme="minorHAnsi"/>
-          <w:sz w:val="22"/>
-          <w:szCs w:val="22"/>
-        </w:rPr>
-        <w:fldChar w:fldCharType="begin"/>
-      </w:r>
-      <w:r>
-        <w:rPr>
-          <w:rFonts w:asciiTheme="minorHAnsi" w:eastAsiaTheme="minorEastAsia" w:hAnsiTheme="minorHAnsi" w:hint="eastAsia"/>
-          <w:sz w:val="22"/>
-          <w:szCs w:val="22"/>
-        </w:rPr>
-        <w:instrText>HYPERLINK "https://www.fugaku.r-ccs.riken.jp/doc_root/ja/programming_guides/Programming_common_part_Programming_Guide_JA.pdf"</w:instrText>
-      </w:r>
-      <w:r>
-        <w:rPr>
-          <w:rFonts w:asciiTheme="minorHAnsi" w:eastAsiaTheme="minorEastAsia" w:hAnsiTheme="minorHAnsi"/>
-          <w:sz w:val="22"/>
-          <w:szCs w:val="22"/>
-        </w:rPr>
-        <w:instrText xml:space="preserve"> \l "page=150"</w:instrText>
-      </w:r>
-      <w:r>
-        <w:rPr>
-          <w:rFonts w:asciiTheme="minorHAnsi" w:eastAsiaTheme="minorEastAsia" w:hAnsiTheme="minorHAnsi"/>
-          <w:sz w:val="22"/>
-          <w:szCs w:val="22"/>
-        </w:rPr>
-      </w:r>
-      <w:r>
-        <w:rPr>
-          <w:rFonts w:asciiTheme="minorHAnsi" w:eastAsiaTheme="minorEastAsia" w:hAnsiTheme="minorHAnsi"/>
-          <w:sz w:val="22"/>
-          <w:szCs w:val="22"/>
-        </w:rPr>
-        <w:fldChar w:fldCharType="separate"/>
-      </w:r>
-      <w:r>
-        <w:rPr>
-          <w:rStyle w:val="affffff3"/>
-          <w:rFonts w:asciiTheme="minorHAnsi" w:eastAsiaTheme="minorEastAsia" w:hAnsiTheme="minorHAnsi" w:hint="eastAsia"/>
-          <w:sz w:val="22"/>
-          <w:szCs w:val="22"/>
-        </w:rPr>
-        <w:t>プログラミングガイドプログラム共通編</w:t>
-      </w:r>
-      <w:r>
-        <w:rPr>
-          <w:rFonts w:asciiTheme="minorHAnsi" w:eastAsiaTheme="minorEastAsia" w:hAnsiTheme="minorHAnsi"/>
-          <w:sz w:val="22"/>
-          <w:szCs w:val="22"/>
-        </w:rPr>
-        <w:fldChar w:fldCharType="end"/>
-      </w:r>
+      <w:hyperlink r:id="rId19" w:anchor="page=150" w:history="1">
+        <w:r>
+          <w:rPr>
+            <w:rStyle w:val="affffff3"/>
+            <w:rFonts w:asciiTheme="minorHAnsi" w:eastAsiaTheme="minorEastAsia" w:hAnsiTheme="minorHAnsi" w:hint="eastAsia"/>
+            <w:sz w:val="22"/>
+            <w:szCs w:val="22"/>
+          </w:rPr>
+          <w:t>プログラミングガイドプログラム共通編</w:t>
+        </w:r>
+      </w:hyperlink>
       <w:r>
         <w:rPr>
           <w:rFonts w:asciiTheme="minorHAnsi" w:eastAsiaTheme="minorEastAsia" w:hAnsiTheme="minorHAnsi" w:hint="eastAsia"/>
@@ -5367,29 +5476,29 @@
       <w:pPr>
         <w:pStyle w:val="11"/>
       </w:pPr>
-      <w:bookmarkStart w:id="15" w:name="_Toc113958368"/>
-      <w:bookmarkStart w:id="16" w:name="_Toc113958369"/>
-      <w:bookmarkStart w:id="17" w:name="_Toc113958370"/>
-      <w:bookmarkStart w:id="18" w:name="_Toc113958371"/>
-      <w:bookmarkStart w:id="19" w:name="_Toc98164629"/>
-      <w:bookmarkStart w:id="20" w:name="_Toc168330729"/>
-      <w:bookmarkEnd w:id="15"/>
-      <w:bookmarkEnd w:id="16"/>
+      <w:bookmarkStart w:id="17" w:name="_Toc113958368"/>
+      <w:bookmarkStart w:id="18" w:name="_Toc113958369"/>
+      <w:bookmarkStart w:id="19" w:name="_Toc113958370"/>
+      <w:bookmarkStart w:id="20" w:name="_Toc113958371"/>
+      <w:bookmarkStart w:id="21" w:name="_Toc98164629"/>
+      <w:bookmarkStart w:id="22" w:name="_Toc224117234"/>
       <w:bookmarkEnd w:id="17"/>
       <w:bookmarkEnd w:id="18"/>
-      <w:proofErr w:type="spellStart"/>
-      <w:r>
-        <w:t>GaussView</w:t>
-      </w:r>
-      <w:proofErr w:type="spellEnd"/>
-      <w:r>
-        <w:rPr>
-          <w:rFonts w:hint="eastAsia"/>
-        </w:rPr>
-        <w:t>の利用方法</w:t>
-      </w:r>
       <w:bookmarkEnd w:id="19"/>
       <w:bookmarkEnd w:id="20"/>
+      <w:proofErr w:type="spellStart"/>
+      <w:r>
+        <w:t>GaussView</w:t>
+      </w:r>
+      <w:proofErr w:type="spellEnd"/>
+      <w:r>
+        <w:rPr>
+          <w:rFonts w:hint="eastAsia"/>
+        </w:rPr>
+        <w:t>の利用方法</w:t>
+      </w:r>
+      <w:bookmarkEnd w:id="21"/>
+      <w:bookmarkEnd w:id="22"/>
     </w:p>
     <w:p>
       <w:pPr>
@@ -5475,39 +5584,19 @@
         </w:rPr>
         <w:t>下記コマンド実行までの手順は、富岳ポータルの</w:t>
       </w:r>
-      <w:r>
-        <w:fldChar w:fldCharType="begin"/>
-      </w:r>
-      <w:r>
-        <w:instrText>HYPERLINK "https://www.fugaku.r-ccs.riken.jp/docs/manuals"</w:instrText>
-      </w:r>
-      <w:r>
-        <w:fldChar w:fldCharType="separate"/>
-      </w:r>
-      <w:r>
-        <w:rPr>
-          <w:rStyle w:val="affffff3"/>
-          <w:rFonts w:asciiTheme="minorEastAsia" w:hAnsiTheme="minorEastAsia" w:cs="Arial" w:hint="eastAsia"/>
-          <w:color w:val="003D74"/>
-          <w:kern w:val="20"/>
-          <w:szCs w:val="22"/>
-          <w:bdr w:val="none" w:sz="0" w:space="0" w:color="auto" w:frame="1"/>
-          <w:shd w:val="clear" w:color="auto" w:fill="F8F9FA"/>
-        </w:rPr>
-        <w:t>富岳 可視化 利用ガイド</w:t>
-      </w:r>
-      <w:r>
-        <w:rPr>
-          <w:rStyle w:val="affffff3"/>
-          <w:rFonts w:asciiTheme="minorEastAsia" w:hAnsiTheme="minorEastAsia" w:cs="Arial"/>
-          <w:color w:val="003D74"/>
-          <w:kern w:val="20"/>
-          <w:szCs w:val="22"/>
-          <w:bdr w:val="none" w:sz="0" w:space="0" w:color="auto" w:frame="1"/>
-          <w:shd w:val="clear" w:color="auto" w:fill="F8F9FA"/>
-        </w:rPr>
-        <w:fldChar w:fldCharType="end"/>
-      </w:r>
+      <w:hyperlink r:id="rId20" w:history="1">
+        <w:r>
+          <w:rPr>
+            <w:rStyle w:val="affffff3"/>
+            <w:rFonts w:asciiTheme="minorEastAsia" w:hAnsiTheme="minorEastAsia" w:cs="Arial" w:hint="eastAsia"/>
+            <w:color w:val="003D74"/>
+            <w:kern w:val="20"/>
+            <w:szCs w:val="22"/>
+            <w:bdr w:val="none" w:sz="0" w:space="0" w:color="auto" w:frame="1"/>
+          </w:rPr>
+          <w:t>富岳 可視化 利用ガイド</w:t>
+        </w:r>
+      </w:hyperlink>
       <w:r>
         <w:rPr>
           <w:rFonts w:asciiTheme="minorEastAsia" w:hAnsiTheme="minorEastAsia" w:cs="Times New Roman" w:hint="eastAsia"/>
@@ -5562,24 +5651,13 @@
             </w:r>
             <w:proofErr w:type="spellEnd"/>
             <w:r>
-              <w:t>]</w:t>
-            </w:r>
-            <w:proofErr w:type="gramStart"/>
-            <w:r>
-              <w:t xml:space="preserve">$  </w:t>
+              <w:t xml:space="preserve">]$  </w:t>
             </w:r>
             <w:r>
               <w:rPr>
                 <w:color w:val="FF0000"/>
               </w:rPr>
-              <w:t>module</w:t>
-            </w:r>
-            <w:proofErr w:type="gramEnd"/>
-            <w:r>
-              <w:rPr>
-                <w:color w:val="FF0000"/>
-              </w:rPr>
-              <w:t xml:space="preserve"> use /vol0004/apps/</w:t>
+              <w:t>module use /vol0004/apps/</w:t>
             </w:r>
             <w:proofErr w:type="spellStart"/>
             <w:r>
@@ -5634,24 +5712,13 @@
             </w:r>
             <w:proofErr w:type="spellEnd"/>
             <w:r>
-              <w:t>]</w:t>
-            </w:r>
-            <w:proofErr w:type="gramStart"/>
-            <w:r>
-              <w:t xml:space="preserve">$  </w:t>
+              <w:t xml:space="preserve">]$  </w:t>
             </w:r>
             <w:r>
               <w:rPr>
                 <w:color w:val="FF0000"/>
               </w:rPr>
-              <w:t>module</w:t>
-            </w:r>
-            <w:proofErr w:type="gramEnd"/>
-            <w:r>
-              <w:rPr>
-                <w:color w:val="FF0000"/>
-              </w:rPr>
-              <w:t xml:space="preserve"> </w:t>
+              <w:t xml:space="preserve">module </w:t>
             </w:r>
             <w:r>
               <w:rPr>
@@ -5682,15 +5749,7 @@
             </w:r>
             <w:proofErr w:type="spellEnd"/>
             <w:r>
-              <w:t>]</w:t>
-            </w:r>
-            <w:proofErr w:type="gramStart"/>
-            <w:r>
-              <w:t>$ .</w:t>
-            </w:r>
-            <w:proofErr w:type="gramEnd"/>
-            <w:r>
-              <w:t xml:space="preserve"> $g16root/g16/</w:t>
+              <w:t>]$ . $g16root/g16/</w:t>
             </w:r>
             <w:proofErr w:type="spellStart"/>
             <w:r>
@@ -5894,15 +5953,39 @@
     </w:p>
     <w:p>
       <w:pPr>
+        <w:pStyle w:val="afffffff9"/>
+        <w:ind w:firstLine="220"/>
+      </w:pPr>
+    </w:p>
+    <w:p>
+      <w:pPr>
+        <w:overflowPunct/>
+        <w:topLinePunct w:val="0"/>
+        <w:adjustRightInd/>
+        <w:spacing w:line="240" w:lineRule="auto"/>
+        <w:jc w:val="left"/>
+        <w:textAlignment w:val="auto"/>
+        <w:rPr>
+          <w:b/>
+          <w:kern w:val="28"/>
+          <w:sz w:val="28"/>
+        </w:rPr>
+      </w:pPr>
+      <w:r>
+        <w:br w:type="page"/>
+      </w:r>
+    </w:p>
+    <w:p>
+      <w:pPr>
         <w:pStyle w:val="20"/>
-        <w:ind w:firstLine="1"/>
-      </w:pPr>
-      <w:bookmarkStart w:id="21" w:name="_Toc168330730"/>
+      </w:pPr>
+      <w:bookmarkStart w:id="23" w:name="_Toc224117235"/>
       <w:proofErr w:type="spellStart"/>
       <w:r>
         <w:rPr>
           <w:rFonts w:hint="eastAsia"/>
         </w:rPr>
+        <w:lastRenderedPageBreak/>
         <w:t>G</w:t>
       </w:r>
       <w:r>
@@ -5930,7 +6013,7 @@
         </w:rPr>
         <w:t>て</w:t>
       </w:r>
-      <w:bookmarkEnd w:id="21"/>
+      <w:bookmarkEnd w:id="23"/>
     </w:p>
     <w:p>
       <w:pPr>
@@ -6173,7 +6256,6 @@
           <w:sz w:val="22"/>
           <w:szCs w:val="22"/>
         </w:rPr>
-        <w:lastRenderedPageBreak/>
         <w:t>m</w:t>
       </w:r>
       <w:r>
@@ -6917,7 +6999,7 @@
       <w:pPr>
         <w:pStyle w:val="11"/>
       </w:pPr>
-      <w:bookmarkStart w:id="22" w:name="_Toc168330731"/>
+      <w:bookmarkStart w:id="24" w:name="_Toc224117236"/>
       <w:r>
         <w:t>Gaussian</w:t>
       </w:r>
@@ -6936,7 +7018,7 @@
         </w:rPr>
         <w:t>変更について</w:t>
       </w:r>
-      <w:bookmarkEnd w:id="22"/>
+      <w:bookmarkEnd w:id="24"/>
     </w:p>
     <w:p>
       <w:pPr>
@@ -7258,6 +7340,7 @@
           <w:sz w:val="22"/>
           <w:szCs w:val="22"/>
         </w:rPr>
+        <w:lastRenderedPageBreak/>
         <w:t>され</w:t>
       </w:r>
       <w:r>
@@ -7606,20 +7689,19 @@
           <w:rFonts w:asciiTheme="minorHAnsi" w:hAnsiTheme="minorHAnsi"/>
         </w:rPr>
       </w:pPr>
-      <w:bookmarkStart w:id="23" w:name="_利用者とのライセンス契約"/>
-      <w:bookmarkStart w:id="24" w:name="_Toc168330732"/>
-      <w:bookmarkStart w:id="25" w:name="_Ref91591286"/>
-      <w:bookmarkEnd w:id="23"/>
+      <w:bookmarkStart w:id="25" w:name="_利用者とのライセンス契約"/>
+      <w:bookmarkStart w:id="26" w:name="_Toc224117237"/>
+      <w:bookmarkStart w:id="27" w:name="_Ref91591286"/>
+      <w:bookmarkEnd w:id="25"/>
       <w:r>
         <w:rPr>
           <w:rFonts w:asciiTheme="minorHAnsi" w:hAnsiTheme="minorHAnsi"/>
         </w:rPr>
-        <w:lastRenderedPageBreak/>
         <w:t>問合せ方法</w:t>
       </w:r>
-      <w:bookmarkEnd w:id="24"/>
+      <w:bookmarkEnd w:id="26"/>
     </w:p>
-    <w:bookmarkEnd w:id="25"/>
+    <w:bookmarkEnd w:id="27"/>
     <w:p>
       <w:pPr>
         <w:pStyle w:val="afffffff9"/>
@@ -7721,7 +7803,7 @@
         </w:rPr>
         <w:t>（</w:t>
       </w:r>
-      <w:hyperlink r:id="rId19" w:history="1">
+      <w:hyperlink r:id="rId21" w:history="1">
         <w:r>
           <w:rPr>
             <w:rStyle w:val="affffff3"/>
@@ -7759,7 +7841,7 @@
       <w:pPr>
         <w:pStyle w:val="20"/>
       </w:pPr>
-      <w:bookmarkStart w:id="26" w:name="_Toc168330733"/>
+      <w:bookmarkStart w:id="28" w:name="_Toc224117238"/>
       <w:r>
         <w:rPr>
           <w:rFonts w:hint="eastAsia"/>
@@ -7769,7 +7851,7 @@
       <w:r>
         <w:t>問合せ方法</w:t>
       </w:r>
-      <w:bookmarkEnd w:id="26"/>
+      <w:bookmarkEnd w:id="28"/>
     </w:p>
     <w:p>
       <w:pPr>
@@ -7788,7 +7870,7 @@
         </w:rPr>
         <w:t>（</w:t>
       </w:r>
-      <w:hyperlink r:id="rId20" w:history="1">
+      <w:hyperlink r:id="rId22" w:history="1">
         <w:r>
           <w:rPr>
             <w:rStyle w:val="affffff3"/>
@@ -8349,7 +8431,7 @@
       </w:pPr>
     </w:p>
     <w:sectPr>
-      <w:footerReference w:type="default" r:id="rId21"/>
+      <w:footerReference w:type="default" r:id="rId23"/>
       <w:type w:val="continuous"/>
       <w:pgSz w:w="11906" w:h="16838" w:code="9"/>
       <w:pgMar w:top="1701" w:right="1418" w:bottom="1418" w:left="1418" w:header="851" w:footer="992" w:gutter="0"/>
@@ -8362,7 +8444,7 @@
 </file>
 
 <file path=word/endnotes.xml><?xml version="1.0" encoding="utf-8"?>
-<w:endnotes xmlns:wpc="http://schemas.microsoft.com/office/word/2010/wordprocessingCanvas" xmlns:cx="http://schemas.microsoft.com/office/drawing/2014/chartex" xmlns:cx1="http://schemas.microsoft.com/office/drawing/2015/9/8/chartex" xmlns:cx2="http://schemas.microsoft.com/office/drawing/2015/10/21/chartex" xmlns:cx3="http://schemas.microsoft.com/office/drawing/2016/5/9/chartex" xmlns:cx4="http://schemas.microsoft.com/office/drawing/2016/5/10/chartex" xmlns:cx5="http://schemas.microsoft.com/office/drawing/2016/5/11/chartex" xmlns:cx6="http://schemas.microsoft.com/office/drawing/2016/5/12/chartex" xmlns:cx7="http://schemas.microsoft.com/office/drawing/2016/5/13/chartex" xmlns:cx8="http://schemas.microsoft.com/office/drawing/2016/5/14/chartex" xmlns:mc="http://schemas.openxmlformats.org/markup-compatibility/2006" xmlns:aink="http://schemas.microsoft.com/office/drawing/2016/ink" xmlns:am3d="http://schemas.microsoft.com/office/drawing/2017/model3d" xmlns:o="urn:schemas-microsoft-com:office:office" xmlns:oel="http://schemas.microsoft.com/office/2019/extlst" xmlns:r="http://schemas.openxmlformats.org/officeDocument/2006/relationships" xmlns:m="http://schemas.openxmlformats.org/officeDocument/2006/math" xmlns:v="urn:schemas-microsoft-com:vml" xmlns:wp14="http://schemas.microsoft.com/office/word/2010/wordprocessingDrawing" xmlns:wp="http://schemas.openxmlformats.org/drawingml/2006/wordprocessingDrawing" xmlns:w10="urn:schemas-microsoft-com:office:word" xmlns:w="http://schemas.openxmlformats.org/wordprocessingml/2006/main" xmlns:w14="http://schemas.microsoft.com/office/word/2010/wordml" xmlns:w15="http://schemas.microsoft.com/office/word/2012/wordml" xmlns:w16cex="http://schemas.microsoft.com/office/word/2018/wordml/cex" xmlns:w16cid="http://schemas.microsoft.com/office/word/2016/wordml/cid" xmlns:w16="http://schemas.microsoft.com/office/word/2018/wordml" xmlns:w16du="http://schemas.microsoft.com/office/word/2023/wordml/word16du" xmlns:w16sdtdh="http://schemas.microsoft.com/office/word/2020/wordml/sdtdatahash" xmlns:w16se="http://schemas.microsoft.com/office/word/2015/wordml/symex" xmlns:wpg="http://schemas.microsoft.com/office/word/2010/wordprocessingGroup" xmlns:wpi="http://schemas.microsoft.com/office/word/2010/wordprocessingInk" xmlns:wne="http://schemas.microsoft.com/office/word/2006/wordml" xmlns:wps="http://schemas.microsoft.com/office/word/2010/wordprocessingShape" mc:Ignorable="w14 w15 w16se w16cid w16 w16cex w16sdtdh w16du wp14">
+<w:endnotes xmlns:wpc="http://schemas.microsoft.com/office/word/2010/wordprocessingCanvas" xmlns:cx="http://schemas.microsoft.com/office/drawing/2014/chartex" xmlns:cx1="http://schemas.microsoft.com/office/drawing/2015/9/8/chartex" xmlns:cx2="http://schemas.microsoft.com/office/drawing/2015/10/21/chartex" xmlns:cx3="http://schemas.microsoft.com/office/drawing/2016/5/9/chartex" xmlns:cx4="http://schemas.microsoft.com/office/drawing/2016/5/10/chartex" xmlns:cx5="http://schemas.microsoft.com/office/drawing/2016/5/11/chartex" xmlns:cx6="http://schemas.microsoft.com/office/drawing/2016/5/12/chartex" xmlns:cx7="http://schemas.microsoft.com/office/drawing/2016/5/13/chartex" xmlns:cx8="http://schemas.microsoft.com/office/drawing/2016/5/14/chartex" xmlns:mc="http://schemas.openxmlformats.org/markup-compatibility/2006" xmlns:aink="http://schemas.microsoft.com/office/drawing/2016/ink" xmlns:am3d="http://schemas.microsoft.com/office/drawing/2017/model3d" xmlns:o="urn:schemas-microsoft-com:office:office" xmlns:oel="http://schemas.microsoft.com/office/2019/extlst" xmlns:r="http://schemas.openxmlformats.org/officeDocument/2006/relationships" xmlns:m="http://schemas.openxmlformats.org/officeDocument/2006/math" xmlns:v="urn:schemas-microsoft-com:vml" xmlns:wp14="http://schemas.microsoft.com/office/word/2010/wordprocessingDrawing" xmlns:wp="http://schemas.openxmlformats.org/drawingml/2006/wordprocessingDrawing" xmlns:w10="urn:schemas-microsoft-com:office:word" xmlns:w="http://schemas.openxmlformats.org/wordprocessingml/2006/main" xmlns:w14="http://schemas.microsoft.com/office/word/2010/wordml" xmlns:w15="http://schemas.microsoft.com/office/word/2012/wordml" xmlns:w16cex="http://schemas.microsoft.com/office/word/2018/wordml/cex" xmlns:w16cid="http://schemas.microsoft.com/office/word/2016/wordml/cid" xmlns:w16="http://schemas.microsoft.com/office/word/2018/wordml" xmlns:w16du="http://schemas.microsoft.com/office/word/2023/wordml/word16du" xmlns:w16sdtdh="http://schemas.microsoft.com/office/word/2020/wordml/sdtdatahash" xmlns:w16sdtfl="http://schemas.microsoft.com/office/word/2024/wordml/sdtformatlock" xmlns:w16se="http://schemas.microsoft.com/office/word/2015/wordml/symex" xmlns:wpg="http://schemas.microsoft.com/office/word/2010/wordprocessingGroup" xmlns:wpi="http://schemas.microsoft.com/office/word/2010/wordprocessingInk" xmlns:wne="http://schemas.microsoft.com/office/word/2006/wordml" xmlns:wps="http://schemas.microsoft.com/office/word/2010/wordprocessingShape" mc:Ignorable="w14 w15 w16se w16cid w16 w16cex w16sdtdh w16sdtfl w16du wp14">
   <w:endnote w:type="separator" w:id="-1">
     <w:p>
       <w:pPr>
@@ -8394,7 +8476,7 @@
 </file>
 
 <file path=word/footer1.xml><?xml version="1.0" encoding="utf-8"?>
-<w:ftr xmlns:wpc="http://schemas.microsoft.com/office/word/2010/wordprocessingCanvas" xmlns:cx="http://schemas.microsoft.com/office/drawing/2014/chartex" xmlns:cx1="http://schemas.microsoft.com/office/drawing/2015/9/8/chartex" xmlns:cx2="http://schemas.microsoft.com/office/drawing/2015/10/21/chartex" xmlns:cx3="http://schemas.microsoft.com/office/drawing/2016/5/9/chartex" xmlns:cx4="http://schemas.microsoft.com/office/drawing/2016/5/10/chartex" xmlns:cx5="http://schemas.microsoft.com/office/drawing/2016/5/11/chartex" xmlns:cx6="http://schemas.microsoft.com/office/drawing/2016/5/12/chartex" xmlns:cx7="http://schemas.microsoft.com/office/drawing/2016/5/13/chartex" xmlns:cx8="http://schemas.microsoft.com/office/drawing/2016/5/14/chartex" xmlns:mc="http://schemas.openxmlformats.org/markup-compatibility/2006" xmlns:aink="http://schemas.microsoft.com/office/drawing/2016/ink" xmlns:am3d="http://schemas.microsoft.com/office/drawing/2017/model3d" xmlns:o="urn:schemas-microsoft-com:office:office" xmlns:oel="http://schemas.microsoft.com/office/2019/extlst" xmlns:r="http://schemas.openxmlformats.org/officeDocument/2006/relationships" xmlns:m="http://schemas.openxmlformats.org/officeDocument/2006/math" xmlns:v="urn:schemas-microsoft-com:vml" xmlns:wp14="http://schemas.microsoft.com/office/word/2010/wordprocessingDrawing" xmlns:wp="http://schemas.openxmlformats.org/drawingml/2006/wordprocessingDrawing" xmlns:w10="urn:schemas-microsoft-com:office:word" xmlns:w="http://schemas.openxmlformats.org/wordprocessingml/2006/main" xmlns:w14="http://schemas.microsoft.com/office/word/2010/wordml" xmlns:w15="http://schemas.microsoft.com/office/word/2012/wordml" xmlns:w16cex="http://schemas.microsoft.com/office/word/2018/wordml/cex" xmlns:w16cid="http://schemas.microsoft.com/office/word/2016/wordml/cid" xmlns:w16="http://schemas.microsoft.com/office/word/2018/wordml" xmlns:w16du="http://schemas.microsoft.com/office/word/2023/wordml/word16du" xmlns:w16sdtdh="http://schemas.microsoft.com/office/word/2020/wordml/sdtdatahash" xmlns:w16se="http://schemas.microsoft.com/office/word/2015/wordml/symex" xmlns:wpg="http://schemas.microsoft.com/office/word/2010/wordprocessingGroup" xmlns:wpi="http://schemas.microsoft.com/office/word/2010/wordprocessingInk" xmlns:wne="http://schemas.microsoft.com/office/word/2006/wordml" xmlns:wps="http://schemas.microsoft.com/office/word/2010/wordprocessingShape" mc:Ignorable="w14 w15 w16se w16cid w16 w16cex w16sdtdh w16du wp14">
+<w:ftr xmlns:wpc="http://schemas.microsoft.com/office/word/2010/wordprocessingCanvas" xmlns:cx="http://schemas.microsoft.com/office/drawing/2014/chartex" xmlns:cx1="http://schemas.microsoft.com/office/drawing/2015/9/8/chartex" xmlns:cx2="http://schemas.microsoft.com/office/drawing/2015/10/21/chartex" xmlns:cx3="http://schemas.microsoft.com/office/drawing/2016/5/9/chartex" xmlns:cx4="http://schemas.microsoft.com/office/drawing/2016/5/10/chartex" xmlns:cx5="http://schemas.microsoft.com/office/drawing/2016/5/11/chartex" xmlns:cx6="http://schemas.microsoft.com/office/drawing/2016/5/12/chartex" xmlns:cx7="http://schemas.microsoft.com/office/drawing/2016/5/13/chartex" xmlns:cx8="http://schemas.microsoft.com/office/drawing/2016/5/14/chartex" xmlns:mc="http://schemas.openxmlformats.org/markup-compatibility/2006" xmlns:aink="http://schemas.microsoft.com/office/drawing/2016/ink" xmlns:am3d="http://schemas.microsoft.com/office/drawing/2017/model3d" xmlns:o="urn:schemas-microsoft-com:office:office" xmlns:oel="http://schemas.microsoft.com/office/2019/extlst" xmlns:r="http://schemas.openxmlformats.org/officeDocument/2006/relationships" xmlns:m="http://schemas.openxmlformats.org/officeDocument/2006/math" xmlns:v="urn:schemas-microsoft-com:vml" xmlns:wp14="http://schemas.microsoft.com/office/word/2010/wordprocessingDrawing" xmlns:wp="http://schemas.openxmlformats.org/drawingml/2006/wordprocessingDrawing" xmlns:w10="urn:schemas-microsoft-com:office:word" xmlns:w="http://schemas.openxmlformats.org/wordprocessingml/2006/main" xmlns:w14="http://schemas.microsoft.com/office/word/2010/wordml" xmlns:w15="http://schemas.microsoft.com/office/word/2012/wordml" xmlns:w16cex="http://schemas.microsoft.com/office/word/2018/wordml/cex" xmlns:w16cid="http://schemas.microsoft.com/office/word/2016/wordml/cid" xmlns:w16="http://schemas.microsoft.com/office/word/2018/wordml" xmlns:w16du="http://schemas.microsoft.com/office/word/2023/wordml/word16du" xmlns:w16sdtdh="http://schemas.microsoft.com/office/word/2020/wordml/sdtdatahash" xmlns:w16sdtfl="http://schemas.microsoft.com/office/word/2024/wordml/sdtformatlock" xmlns:w16se="http://schemas.microsoft.com/office/word/2015/wordml/symex" xmlns:wpg="http://schemas.microsoft.com/office/word/2010/wordprocessingGroup" xmlns:wpi="http://schemas.microsoft.com/office/word/2010/wordprocessingInk" xmlns:wne="http://schemas.microsoft.com/office/word/2006/wordml" xmlns:wps="http://schemas.microsoft.com/office/word/2010/wordprocessingShape" mc:Ignorable="w14 w15 w16se w16cid w16 w16cex w16sdtdh w16sdtfl w16du wp14">
   <w:p>
     <w:pPr>
       <w:pStyle w:val="ae"/>
@@ -8507,7 +8589,7 @@
               <v:stroke joinstyle="miter"/>
               <v:path gradientshapeok="t" o:connecttype="rect"/>
             </v:shapetype>
-            <v:shape id="Text Box 30" o:spid="_x0000_s1026" type="#_x0000_t202" style="position:absolute;left:0;text-align:left;margin-left:0;margin-top:-.05pt;width:210pt;height:14pt;z-index:251658243;visibility:visible;mso-wrap-style:square;mso-width-percent:0;mso-height-percent:0;mso-wrap-distance-left:9pt;mso-wrap-distance-top:0;mso-wrap-distance-right:9pt;mso-wrap-distance-bottom:0;mso-position-horizontal:absolute;mso-position-horizontal-relative:text;mso-position-vertical:absolute;mso-position-vertical-relative:text;mso-width-percent:0;mso-height-percent:0;mso-width-relative:page;mso-height-relative:page;v-text-anchor:top" o:gfxdata="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" filled="f" stroked="f">
+            <v:shape id="Text Box 30" o:spid="_x0000_s1026" type="#_x0000_t202" style="position:absolute;left:0;text-align:left;margin-left:0;margin-top:-.05pt;width:210pt;height:14pt;z-index:251658243;visibility:visible;mso-wrap-style:square;mso-width-percent:0;mso-height-percent:0;mso-wrap-distance-left:9pt;mso-wrap-distance-top:0;mso-wrap-distance-right:9pt;mso-wrap-distance-bottom:0;mso-position-horizontal:absolute;mso-position-horizontal-relative:text;mso-position-vertical:absolute;mso-position-vertical-relative:text;mso-width-percent:0;mso-height-percent:0;mso-width-relative:page;mso-height-relative:page;v-text-anchor:top" o:gfxdata="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" filled="f" stroked="f">
               <v:textbox style="mso-fit-shape-to-text:t" inset="0,0,0,0">
                 <w:txbxContent>
                   <w:p>
@@ -8573,7 +8655,7 @@
 </file>
 
 <file path=word/footer2.xml><?xml version="1.0" encoding="utf-8"?>
-<w:ftr xmlns:wpc="http://schemas.microsoft.com/office/word/2010/wordprocessingCanvas" xmlns:cx="http://schemas.microsoft.com/office/drawing/2014/chartex" xmlns:cx1="http://schemas.microsoft.com/office/drawing/2015/9/8/chartex" xmlns:cx2="http://schemas.microsoft.com/office/drawing/2015/10/21/chartex" xmlns:cx3="http://schemas.microsoft.com/office/drawing/2016/5/9/chartex" xmlns:cx4="http://schemas.microsoft.com/office/drawing/2016/5/10/chartex" xmlns:cx5="http://schemas.microsoft.com/office/drawing/2016/5/11/chartex" xmlns:cx6="http://schemas.microsoft.com/office/drawing/2016/5/12/chartex" xmlns:cx7="http://schemas.microsoft.com/office/drawing/2016/5/13/chartex" xmlns:cx8="http://schemas.microsoft.com/office/drawing/2016/5/14/chartex" xmlns:mc="http://schemas.openxmlformats.org/markup-compatibility/2006" xmlns:aink="http://schemas.microsoft.com/office/drawing/2016/ink" xmlns:am3d="http://schemas.microsoft.com/office/drawing/2017/model3d" xmlns:o="urn:schemas-microsoft-com:office:office" xmlns:oel="http://schemas.microsoft.com/office/2019/extlst" xmlns:r="http://schemas.openxmlformats.org/officeDocument/2006/relationships" xmlns:m="http://schemas.openxmlformats.org/officeDocument/2006/math" xmlns:v="urn:schemas-microsoft-com:vml" xmlns:wp14="http://schemas.microsoft.com/office/word/2010/wordprocessingDrawing" xmlns:wp="http://schemas.openxmlformats.org/drawingml/2006/wordprocessingDrawing" xmlns:w10="urn:schemas-microsoft-com:office:word" xmlns:w="http://schemas.openxmlformats.org/wordprocessingml/2006/main" xmlns:w14="http://schemas.microsoft.com/office/word/2010/wordml" xmlns:w15="http://schemas.microsoft.com/office/word/2012/wordml" xmlns:w16cex="http://schemas.microsoft.com/office/word/2018/wordml/cex" xmlns:w16cid="http://schemas.microsoft.com/office/word/2016/wordml/cid" xmlns:w16="http://schemas.microsoft.com/office/word/2018/wordml" xmlns:w16du="http://schemas.microsoft.com/office/word/2023/wordml/word16du" xmlns:w16sdtdh="http://schemas.microsoft.com/office/word/2020/wordml/sdtdatahash" xmlns:w16se="http://schemas.microsoft.com/office/word/2015/wordml/symex" xmlns:wpg="http://schemas.microsoft.com/office/word/2010/wordprocessingGroup" xmlns:wpi="http://schemas.microsoft.com/office/word/2010/wordprocessingInk" xmlns:wne="http://schemas.microsoft.com/office/word/2006/wordml" xmlns:wps="http://schemas.microsoft.com/office/word/2010/wordprocessingShape" mc:Ignorable="w14 w15 w16se w16cid w16 w16cex w16sdtdh w16du wp14">
+<w:ftr xmlns:wpc="http://schemas.microsoft.com/office/word/2010/wordprocessingCanvas" xmlns:cx="http://schemas.microsoft.com/office/drawing/2014/chartex" xmlns:cx1="http://schemas.microsoft.com/office/drawing/2015/9/8/chartex" xmlns:cx2="http://schemas.microsoft.com/office/drawing/2015/10/21/chartex" xmlns:cx3="http://schemas.microsoft.com/office/drawing/2016/5/9/chartex" xmlns:cx4="http://schemas.microsoft.com/office/drawing/2016/5/10/chartex" xmlns:cx5="http://schemas.microsoft.com/office/drawing/2016/5/11/chartex" xmlns:cx6="http://schemas.microsoft.com/office/drawing/2016/5/12/chartex" xmlns:cx7="http://schemas.microsoft.com/office/drawing/2016/5/13/chartex" xmlns:cx8="http://schemas.microsoft.com/office/drawing/2016/5/14/chartex" xmlns:mc="http://schemas.openxmlformats.org/markup-compatibility/2006" xmlns:aink="http://schemas.microsoft.com/office/drawing/2016/ink" xmlns:am3d="http://schemas.microsoft.com/office/drawing/2017/model3d" xmlns:o="urn:schemas-microsoft-com:office:office" xmlns:oel="http://schemas.microsoft.com/office/2019/extlst" xmlns:r="http://schemas.openxmlformats.org/officeDocument/2006/relationships" xmlns:m="http://schemas.openxmlformats.org/officeDocument/2006/math" xmlns:v="urn:schemas-microsoft-com:vml" xmlns:wp14="http://schemas.microsoft.com/office/word/2010/wordprocessingDrawing" xmlns:wp="http://schemas.openxmlformats.org/drawingml/2006/wordprocessingDrawing" xmlns:w10="urn:schemas-microsoft-com:office:word" xmlns:w="http://schemas.openxmlformats.org/wordprocessingml/2006/main" xmlns:w14="http://schemas.microsoft.com/office/word/2010/wordml" xmlns:w15="http://schemas.microsoft.com/office/word/2012/wordml" xmlns:w16cex="http://schemas.microsoft.com/office/word/2018/wordml/cex" xmlns:w16cid="http://schemas.microsoft.com/office/word/2016/wordml/cid" xmlns:w16="http://schemas.microsoft.com/office/word/2018/wordml" xmlns:w16du="http://schemas.microsoft.com/office/word/2023/wordml/word16du" xmlns:w16sdtdh="http://schemas.microsoft.com/office/word/2020/wordml/sdtdatahash" xmlns:w16sdtfl="http://schemas.microsoft.com/office/word/2024/wordml/sdtformatlock" xmlns:w16se="http://schemas.microsoft.com/office/word/2015/wordml/symex" xmlns:wpg="http://schemas.microsoft.com/office/word/2010/wordprocessingGroup" xmlns:wpi="http://schemas.microsoft.com/office/word/2010/wordprocessingInk" xmlns:wne="http://schemas.microsoft.com/office/word/2006/wordml" xmlns:wps="http://schemas.microsoft.com/office/word/2010/wordprocessingShape" mc:Ignorable="w14 w15 w16se w16cid w16 w16cex w16sdtdh w16sdtfl w16du wp14">
   <w:p>
     <w:pPr>
       <w:pStyle w:val="ae"/>
@@ -8590,7 +8672,7 @@
       <mc:AlternateContent>
         <mc:Choice Requires="wps">
           <w:drawing>
-            <wp:anchor distT="0" distB="0" distL="114300" distR="114300" simplePos="0" relativeHeight="251658240" behindDoc="0" locked="0" layoutInCell="0" allowOverlap="1" wp14:anchorId="2CE2909D" wp14:editId="2CC24BA1">
+            <wp:anchor distT="0" distB="0" distL="114300" distR="114300" simplePos="0" relativeHeight="251657216" behindDoc="0" locked="0" layoutInCell="0" allowOverlap="1" wp14:anchorId="2CE2909D" wp14:editId="2CC24BA1">
               <wp:simplePos x="0" y="0"/>
               <wp:positionH relativeFrom="column">
                 <wp:posOffset>-241300</wp:posOffset>
@@ -8651,7 +8733,7 @@
         </mc:Choice>
         <mc:Fallback>
           <w:pict>
-            <v:line w14:anchorId="07737682" id="Line 21" o:spid="_x0000_s1026" style="position:absolute;left:0;text-align:left;z-index:251658240;visibility:visible;mso-wrap-style:square;mso-width-percent:0;mso-height-percent:0;mso-wrap-distance-left:9pt;mso-wrap-distance-top:0;mso-wrap-distance-right:9pt;mso-wrap-distance-bottom:0;mso-position-horizontal:absolute;mso-position-horizontal-relative:text;mso-position-vertical:absolute;mso-position-vertical-relative:text;mso-width-percent:0;mso-height-percent:0;mso-width-relative:page;mso-height-relative:page" from="-19pt,-4.05pt" to="460pt,-4.05pt" o:gfxdata="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" o:allowincell="f" strokeweight="2.25pt"/>
+            <v:line w14:anchorId="59B3AFDD" id="Line 21" o:spid="_x0000_s1026" style="position:absolute;z-index:251657216;visibility:visible;mso-wrap-style:square;mso-width-percent:0;mso-height-percent:0;mso-wrap-distance-left:9pt;mso-wrap-distance-top:0;mso-wrap-distance-right:9pt;mso-wrap-distance-bottom:0;mso-position-horizontal:absolute;mso-position-horizontal-relative:text;mso-position-vertical:absolute;mso-position-vertical-relative:text;mso-width-percent:0;mso-height-percent:0;mso-width-relative:page;mso-height-relative:page" from="-19pt,-4.05pt" to="460pt,-4.05pt" o:gfxdata="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" o:allowincell="f" strokeweight="2.25pt"/>
           </w:pict>
         </mc:Fallback>
       </mc:AlternateContent>
@@ -8731,7 +8813,7 @@
 </file>
 
 <file path=word/footer3.xml><?xml version="1.0" encoding="utf-8"?>
-<w:ftr xmlns:wpc="http://schemas.microsoft.com/office/word/2010/wordprocessingCanvas" xmlns:cx="http://schemas.microsoft.com/office/drawing/2014/chartex" xmlns:cx1="http://schemas.microsoft.com/office/drawing/2015/9/8/chartex" xmlns:cx2="http://schemas.microsoft.com/office/drawing/2015/10/21/chartex" xmlns:cx3="http://schemas.microsoft.com/office/drawing/2016/5/9/chartex" xmlns:cx4="http://schemas.microsoft.com/office/drawing/2016/5/10/chartex" xmlns:cx5="http://schemas.microsoft.com/office/drawing/2016/5/11/chartex" xmlns:cx6="http://schemas.microsoft.com/office/drawing/2016/5/12/chartex" xmlns:cx7="http://schemas.microsoft.com/office/drawing/2016/5/13/chartex" xmlns:cx8="http://schemas.microsoft.com/office/drawing/2016/5/14/chartex" xmlns:mc="http://schemas.openxmlformats.org/markup-compatibility/2006" xmlns:aink="http://schemas.microsoft.com/office/drawing/2016/ink" xmlns:am3d="http://schemas.microsoft.com/office/drawing/2017/model3d" xmlns:o="urn:schemas-microsoft-com:office:office" xmlns:oel="http://schemas.microsoft.com/office/2019/extlst" xmlns:r="http://schemas.openxmlformats.org/officeDocument/2006/relationships" xmlns:m="http://schemas.openxmlformats.org/officeDocument/2006/math" xmlns:v="urn:schemas-microsoft-com:vml" xmlns:wp14="http://schemas.microsoft.com/office/word/2010/wordprocessingDrawing" xmlns:wp="http://schemas.openxmlformats.org/drawingml/2006/wordprocessingDrawing" xmlns:w10="urn:schemas-microsoft-com:office:word" xmlns:w="http://schemas.openxmlformats.org/wordprocessingml/2006/main" xmlns:w14="http://schemas.microsoft.com/office/word/2010/wordml" xmlns:w15="http://schemas.microsoft.com/office/word/2012/wordml" xmlns:w16cex="http://schemas.microsoft.com/office/word/2018/wordml/cex" xmlns:w16cid="http://schemas.microsoft.com/office/word/2016/wordml/cid" xmlns:w16="http://schemas.microsoft.com/office/word/2018/wordml" xmlns:w16du="http://schemas.microsoft.com/office/word/2023/wordml/word16du" xmlns:w16sdtdh="http://schemas.microsoft.com/office/word/2020/wordml/sdtdatahash" xmlns:w16se="http://schemas.microsoft.com/office/word/2015/wordml/symex" xmlns:wpg="http://schemas.microsoft.com/office/word/2010/wordprocessingGroup" xmlns:wpi="http://schemas.microsoft.com/office/word/2010/wordprocessingInk" xmlns:wne="http://schemas.microsoft.com/office/word/2006/wordml" xmlns:wps="http://schemas.microsoft.com/office/word/2010/wordprocessingShape" mc:Ignorable="w14 w15 w16se w16cid w16 w16cex w16sdtdh w16du wp14">
+<w:ftr xmlns:wpc="http://schemas.microsoft.com/office/word/2010/wordprocessingCanvas" xmlns:cx="http://schemas.microsoft.com/office/drawing/2014/chartex" xmlns:cx1="http://schemas.microsoft.com/office/drawing/2015/9/8/chartex" xmlns:cx2="http://schemas.microsoft.com/office/drawing/2015/10/21/chartex" xmlns:cx3="http://schemas.microsoft.com/office/drawing/2016/5/9/chartex" xmlns:cx4="http://schemas.microsoft.com/office/drawing/2016/5/10/chartex" xmlns:cx5="http://schemas.microsoft.com/office/drawing/2016/5/11/chartex" xmlns:cx6="http://schemas.microsoft.com/office/drawing/2016/5/12/chartex" xmlns:cx7="http://schemas.microsoft.com/office/drawing/2016/5/13/chartex" xmlns:cx8="http://schemas.microsoft.com/office/drawing/2016/5/14/chartex" xmlns:mc="http://schemas.openxmlformats.org/markup-compatibility/2006" xmlns:aink="http://schemas.microsoft.com/office/drawing/2016/ink" xmlns:am3d="http://schemas.microsoft.com/office/drawing/2017/model3d" xmlns:o="urn:schemas-microsoft-com:office:office" xmlns:oel="http://schemas.microsoft.com/office/2019/extlst" xmlns:r="http://schemas.openxmlformats.org/officeDocument/2006/relationships" xmlns:m="http://schemas.openxmlformats.org/officeDocument/2006/math" xmlns:v="urn:schemas-microsoft-com:vml" xmlns:wp14="http://schemas.microsoft.com/office/word/2010/wordprocessingDrawing" xmlns:wp="http://schemas.openxmlformats.org/drawingml/2006/wordprocessingDrawing" xmlns:w10="urn:schemas-microsoft-com:office:word" xmlns:w="http://schemas.openxmlformats.org/wordprocessingml/2006/main" xmlns:w14="http://schemas.microsoft.com/office/word/2010/wordml" xmlns:w15="http://schemas.microsoft.com/office/word/2012/wordml" xmlns:w16cex="http://schemas.microsoft.com/office/word/2018/wordml/cex" xmlns:w16cid="http://schemas.microsoft.com/office/word/2016/wordml/cid" xmlns:w16="http://schemas.microsoft.com/office/word/2018/wordml" xmlns:w16du="http://schemas.microsoft.com/office/word/2023/wordml/word16du" xmlns:w16sdtdh="http://schemas.microsoft.com/office/word/2020/wordml/sdtdatahash" xmlns:w16sdtfl="http://schemas.microsoft.com/office/word/2024/wordml/sdtformatlock" xmlns:w16se="http://schemas.microsoft.com/office/word/2015/wordml/symex" xmlns:wpg="http://schemas.microsoft.com/office/word/2010/wordprocessingGroup" xmlns:wpi="http://schemas.microsoft.com/office/word/2010/wordprocessingInk" xmlns:wne="http://schemas.microsoft.com/office/word/2006/wordml" xmlns:wps="http://schemas.microsoft.com/office/word/2010/wordprocessingShape" mc:Ignorable="w14 w15 w16se w16cid w16 w16cex w16sdtdh w16sdtfl w16du wp14">
   <w:p>
     <w:pPr>
       <w:pStyle w:val="ae"/>
@@ -8809,7 +8891,7 @@
         </mc:Choice>
         <mc:Fallback>
           <w:pict>
-            <v:line w14:anchorId="2BF28A60" id="Line 21" o:spid="_x0000_s1026" style="position:absolute;left:0;text-align:left;z-index:251658242;visibility:visible;mso-wrap-style:square;mso-width-percent:0;mso-height-percent:0;mso-wrap-distance-left:9pt;mso-wrap-distance-top:0;mso-wrap-distance-right:9pt;mso-wrap-distance-bottom:0;mso-position-horizontal:absolute;mso-position-horizontal-relative:text;mso-position-vertical:absolute;mso-position-vertical-relative:text;mso-width-percent:0;mso-height-percent:0;mso-width-relative:page;mso-height-relative:page" from="-19pt,-4.05pt" to="460pt,-4.05pt" o:gfxdata="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" o:allowincell="f" strokeweight="2.25pt"/>
+            <v:line w14:anchorId="77A98549" id="Line 21" o:spid="_x0000_s1026" style="position:absolute;z-index:251658242;visibility:visible;mso-wrap-style:square;mso-width-percent:0;mso-height-percent:0;mso-wrap-distance-left:9pt;mso-wrap-distance-top:0;mso-wrap-distance-right:9pt;mso-wrap-distance-bottom:0;mso-position-horizontal:absolute;mso-position-horizontal-relative:text;mso-position-vertical:absolute;mso-position-vertical-relative:text;mso-width-percent:0;mso-height-percent:0;mso-width-relative:page;mso-height-relative:page" from="-19pt,-4.05pt" to="460pt,-4.05pt" o:gfxdata="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" o:allowincell="f" strokeweight="2.25pt"/>
           </w:pict>
         </mc:Fallback>
       </mc:AlternateContent>
@@ -8889,7 +8971,7 @@
 </file>
 
 <file path=word/footnotes.xml><?xml version="1.0" encoding="utf-8"?>
-<w:footnotes xmlns:wpc="http://schemas.microsoft.com/office/word/2010/wordprocessingCanvas" xmlns:cx="http://schemas.microsoft.com/office/drawing/2014/chartex" xmlns:cx1="http://schemas.microsoft.com/office/drawing/2015/9/8/chartex" xmlns:cx2="http://schemas.microsoft.com/office/drawing/2015/10/21/chartex" xmlns:cx3="http://schemas.microsoft.com/office/drawing/2016/5/9/chartex" xmlns:cx4="http://schemas.microsoft.com/office/drawing/2016/5/10/chartex" xmlns:cx5="http://schemas.microsoft.com/office/drawing/2016/5/11/chartex" xmlns:cx6="http://schemas.microsoft.com/office/drawing/2016/5/12/chartex" xmlns:cx7="http://schemas.microsoft.com/office/drawing/2016/5/13/chartex" xmlns:cx8="http://schemas.microsoft.com/office/drawing/2016/5/14/chartex" xmlns:mc="http://schemas.openxmlformats.org/markup-compatibility/2006" xmlns:aink="http://schemas.microsoft.com/office/drawing/2016/ink" xmlns:am3d="http://schemas.microsoft.com/office/drawing/2017/model3d" xmlns:o="urn:schemas-microsoft-com:office:office" xmlns:oel="http://schemas.microsoft.com/office/2019/extlst" xmlns:r="http://schemas.openxmlformats.org/officeDocument/2006/relationships" xmlns:m="http://schemas.openxmlformats.org/officeDocument/2006/math" xmlns:v="urn:schemas-microsoft-com:vml" xmlns:wp14="http://schemas.microsoft.com/office/word/2010/wordprocessingDrawing" xmlns:wp="http://schemas.openxmlformats.org/drawingml/2006/wordprocessingDrawing" xmlns:w10="urn:schemas-microsoft-com:office:word" xmlns:w="http://schemas.openxmlformats.org/wordprocessingml/2006/main" xmlns:w14="http://schemas.microsoft.com/office/word/2010/wordml" xmlns:w15="http://schemas.microsoft.com/office/word/2012/wordml" xmlns:w16cex="http://schemas.microsoft.com/office/word/2018/wordml/cex" xmlns:w16cid="http://schemas.microsoft.com/office/word/2016/wordml/cid" xmlns:w16="http://schemas.microsoft.com/office/word/2018/wordml" xmlns:w16du="http://schemas.microsoft.com/office/word/2023/wordml/word16du" xmlns:w16sdtdh="http://schemas.microsoft.com/office/word/2020/wordml/sdtdatahash" xmlns:w16se="http://schemas.microsoft.com/office/word/2015/wordml/symex" xmlns:wpg="http://schemas.microsoft.com/office/word/2010/wordprocessingGroup" xmlns:wpi="http://schemas.microsoft.com/office/word/2010/wordprocessingInk" xmlns:wne="http://schemas.microsoft.com/office/word/2006/wordml" xmlns:wps="http://schemas.microsoft.com/office/word/2010/wordprocessingShape" mc:Ignorable="w14 w15 w16se w16cid w16 w16cex w16sdtdh w16du wp14">
+<w:footnotes xmlns:wpc="http://schemas.microsoft.com/office/word/2010/wordprocessingCanvas" xmlns:cx="http://schemas.microsoft.com/office/drawing/2014/chartex" xmlns:cx1="http://schemas.microsoft.com/office/drawing/2015/9/8/chartex" xmlns:cx2="http://schemas.microsoft.com/office/drawing/2015/10/21/chartex" xmlns:cx3="http://schemas.microsoft.com/office/drawing/2016/5/9/chartex" xmlns:cx4="http://schemas.microsoft.com/office/drawing/2016/5/10/chartex" xmlns:cx5="http://schemas.microsoft.com/office/drawing/2016/5/11/chartex" xmlns:cx6="http://schemas.microsoft.com/office/drawing/2016/5/12/chartex" xmlns:cx7="http://schemas.microsoft.com/office/drawing/2016/5/13/chartex" xmlns:cx8="http://schemas.microsoft.com/office/drawing/2016/5/14/chartex" xmlns:mc="http://schemas.openxmlformats.org/markup-compatibility/2006" xmlns:aink="http://schemas.microsoft.com/office/drawing/2016/ink" xmlns:am3d="http://schemas.microsoft.com/office/drawing/2017/model3d" xmlns:o="urn:schemas-microsoft-com:office:office" xmlns:oel="http://schemas.microsoft.com/office/2019/extlst" xmlns:r="http://schemas.openxmlformats.org/officeDocument/2006/relationships" xmlns:m="http://schemas.openxmlformats.org/officeDocument/2006/math" xmlns:v="urn:schemas-microsoft-com:vml" xmlns:wp14="http://schemas.microsoft.com/office/word/2010/wordprocessingDrawing" xmlns:wp="http://schemas.openxmlformats.org/drawingml/2006/wordprocessingDrawing" xmlns:w10="urn:schemas-microsoft-com:office:word" xmlns:w="http://schemas.openxmlformats.org/wordprocessingml/2006/main" xmlns:w14="http://schemas.microsoft.com/office/word/2010/wordml" xmlns:w15="http://schemas.microsoft.com/office/word/2012/wordml" xmlns:w16cex="http://schemas.microsoft.com/office/word/2018/wordml/cex" xmlns:w16cid="http://schemas.microsoft.com/office/word/2016/wordml/cid" xmlns:w16="http://schemas.microsoft.com/office/word/2018/wordml" xmlns:w16du="http://schemas.microsoft.com/office/word/2023/wordml/word16du" xmlns:w16sdtdh="http://schemas.microsoft.com/office/word/2020/wordml/sdtdatahash" xmlns:w16sdtfl="http://schemas.microsoft.com/office/word/2024/wordml/sdtformatlock" xmlns:w16se="http://schemas.microsoft.com/office/word/2015/wordml/symex" xmlns:wpg="http://schemas.microsoft.com/office/word/2010/wordprocessingGroup" xmlns:wpi="http://schemas.microsoft.com/office/word/2010/wordprocessingInk" xmlns:wne="http://schemas.microsoft.com/office/word/2006/wordml" xmlns:wps="http://schemas.microsoft.com/office/word/2010/wordprocessingShape" mc:Ignorable="w14 w15 w16se w16cid w16 w16cex w16sdtdh w16sdtfl w16du wp14">
   <w:footnote w:type="separator" w:id="-1">
     <w:p>
       <w:pPr>
@@ -8921,7 +9003,7 @@
 </file>
 
 <file path=word/header1.xml><?xml version="1.0" encoding="utf-8"?>
-<w:hdr xmlns:wpc="http://schemas.microsoft.com/office/word/2010/wordprocessingCanvas" xmlns:cx="http://schemas.microsoft.com/office/drawing/2014/chartex" xmlns:cx1="http://schemas.microsoft.com/office/drawing/2015/9/8/chartex" xmlns:cx2="http://schemas.microsoft.com/office/drawing/2015/10/21/chartex" xmlns:cx3="http://schemas.microsoft.com/office/drawing/2016/5/9/chartex" xmlns:cx4="http://schemas.microsoft.com/office/drawing/2016/5/10/chartex" xmlns:cx5="http://schemas.microsoft.com/office/drawing/2016/5/11/chartex" xmlns:cx6="http://schemas.microsoft.com/office/drawing/2016/5/12/chartex" xmlns:cx7="http://schemas.microsoft.com/office/drawing/2016/5/13/chartex" xmlns:cx8="http://schemas.microsoft.com/office/drawing/2016/5/14/chartex" xmlns:mc="http://schemas.openxmlformats.org/markup-compatibility/2006" xmlns:aink="http://schemas.microsoft.com/office/drawing/2016/ink" xmlns:am3d="http://schemas.microsoft.com/office/drawing/2017/model3d" xmlns:o="urn:schemas-microsoft-com:office:office" xmlns:oel="http://schemas.microsoft.com/office/2019/extlst" xmlns:r="http://schemas.openxmlformats.org/officeDocument/2006/relationships" xmlns:m="http://schemas.openxmlformats.org/officeDocument/2006/math" xmlns:v="urn:schemas-microsoft-com:vml" xmlns:wp14="http://schemas.microsoft.com/office/word/2010/wordprocessingDrawing" xmlns:wp="http://schemas.openxmlformats.org/drawingml/2006/wordprocessingDrawing" xmlns:w10="urn:schemas-microsoft-com:office:word" xmlns:w="http://schemas.openxmlformats.org/wordprocessingml/2006/main" xmlns:w14="http://schemas.microsoft.com/office/word/2010/wordml" xmlns:w15="http://schemas.microsoft.com/office/word/2012/wordml" xmlns:w16cex="http://schemas.microsoft.com/office/word/2018/wordml/cex" xmlns:w16cid="http://schemas.microsoft.com/office/word/2016/wordml/cid" xmlns:w16="http://schemas.microsoft.com/office/word/2018/wordml" xmlns:w16du="http://schemas.microsoft.com/office/word/2023/wordml/word16du" xmlns:w16sdtdh="http://schemas.microsoft.com/office/word/2020/wordml/sdtdatahash" xmlns:w16se="http://schemas.microsoft.com/office/word/2015/wordml/symex" xmlns:wpg="http://schemas.microsoft.com/office/word/2010/wordprocessingGroup" xmlns:wpi="http://schemas.microsoft.com/office/word/2010/wordprocessingInk" xmlns:wne="http://schemas.microsoft.com/office/word/2006/wordml" xmlns:wps="http://schemas.microsoft.com/office/word/2010/wordprocessingShape" mc:Ignorable="w14 w15 w16se w16cid w16 w16cex w16sdtdh w16du wp14">
+<w:hdr xmlns:wpc="http://schemas.microsoft.com/office/word/2010/wordprocessingCanvas" xmlns:cx="http://schemas.microsoft.com/office/drawing/2014/chartex" xmlns:cx1="http://schemas.microsoft.com/office/drawing/2015/9/8/chartex" xmlns:cx2="http://schemas.microsoft.com/office/drawing/2015/10/21/chartex" xmlns:cx3="http://schemas.microsoft.com/office/drawing/2016/5/9/chartex" xmlns:cx4="http://schemas.microsoft.com/office/drawing/2016/5/10/chartex" xmlns:cx5="http://schemas.microsoft.com/office/drawing/2016/5/11/chartex" xmlns:cx6="http://schemas.microsoft.com/office/drawing/2016/5/12/chartex" xmlns:cx7="http://schemas.microsoft.com/office/drawing/2016/5/13/chartex" xmlns:cx8="http://schemas.microsoft.com/office/drawing/2016/5/14/chartex" xmlns:mc="http://schemas.openxmlformats.org/markup-compatibility/2006" xmlns:aink="http://schemas.microsoft.com/office/drawing/2016/ink" xmlns:am3d="http://schemas.microsoft.com/office/drawing/2017/model3d" xmlns:o="urn:schemas-microsoft-com:office:office" xmlns:oel="http://schemas.microsoft.com/office/2019/extlst" xmlns:r="http://schemas.openxmlformats.org/officeDocument/2006/relationships" xmlns:m="http://schemas.openxmlformats.org/officeDocument/2006/math" xmlns:v="urn:schemas-microsoft-com:vml" xmlns:wp14="http://schemas.microsoft.com/office/word/2010/wordprocessingDrawing" xmlns:wp="http://schemas.openxmlformats.org/drawingml/2006/wordprocessingDrawing" xmlns:w10="urn:schemas-microsoft-com:office:word" xmlns:w="http://schemas.openxmlformats.org/wordprocessingml/2006/main" xmlns:w14="http://schemas.microsoft.com/office/word/2010/wordml" xmlns:w15="http://schemas.microsoft.com/office/word/2012/wordml" xmlns:w16cex="http://schemas.microsoft.com/office/word/2018/wordml/cex" xmlns:w16cid="http://schemas.microsoft.com/office/word/2016/wordml/cid" xmlns:w16="http://schemas.microsoft.com/office/word/2018/wordml" xmlns:w16du="http://schemas.microsoft.com/office/word/2023/wordml/word16du" xmlns:w16sdtdh="http://schemas.microsoft.com/office/word/2020/wordml/sdtdatahash" xmlns:w16sdtfl="http://schemas.microsoft.com/office/word/2024/wordml/sdtformatlock" xmlns:w16se="http://schemas.microsoft.com/office/word/2015/wordml/symex" xmlns:wpg="http://schemas.microsoft.com/office/word/2010/wordprocessingGroup" xmlns:wpi="http://schemas.microsoft.com/office/word/2010/wordprocessingInk" xmlns:wne="http://schemas.microsoft.com/office/word/2006/wordml" xmlns:wps="http://schemas.microsoft.com/office/word/2010/wordprocessingShape" mc:Ignorable="w14 w15 w16se w16cid w16 w16cex w16sdtdh w16sdtfl w16du wp14">
   <w:p>
     <w:pPr>
       <w:pStyle w:val="af3"/>
@@ -8985,7 +9067,7 @@
 </file>
 
 <file path=word/header2.xml><?xml version="1.0" encoding="utf-8"?>
-<w:hdr xmlns:wpc="http://schemas.microsoft.com/office/word/2010/wordprocessingCanvas" xmlns:cx="http://schemas.microsoft.com/office/drawing/2014/chartex" xmlns:cx1="http://schemas.microsoft.com/office/drawing/2015/9/8/chartex" xmlns:cx2="http://schemas.microsoft.com/office/drawing/2015/10/21/chartex" xmlns:cx3="http://schemas.microsoft.com/office/drawing/2016/5/9/chartex" xmlns:cx4="http://schemas.microsoft.com/office/drawing/2016/5/10/chartex" xmlns:cx5="http://schemas.microsoft.com/office/drawing/2016/5/11/chartex" xmlns:cx6="http://schemas.microsoft.com/office/drawing/2016/5/12/chartex" xmlns:cx7="http://schemas.microsoft.com/office/drawing/2016/5/13/chartex" xmlns:cx8="http://schemas.microsoft.com/office/drawing/2016/5/14/chartex" xmlns:mc="http://schemas.openxmlformats.org/markup-compatibility/2006" xmlns:aink="http://schemas.microsoft.com/office/drawing/2016/ink" xmlns:am3d="http://schemas.microsoft.com/office/drawing/2017/model3d" xmlns:o="urn:schemas-microsoft-com:office:office" xmlns:oel="http://schemas.microsoft.com/office/2019/extlst" xmlns:r="http://schemas.openxmlformats.org/officeDocument/2006/relationships" xmlns:m="http://schemas.openxmlformats.org/officeDocument/2006/math" xmlns:v="urn:schemas-microsoft-com:vml" xmlns:wp14="http://schemas.microsoft.com/office/word/2010/wordprocessingDrawing" xmlns:wp="http://schemas.openxmlformats.org/drawingml/2006/wordprocessingDrawing" xmlns:w10="urn:schemas-microsoft-com:office:word" xmlns:w="http://schemas.openxmlformats.org/wordprocessingml/2006/main" xmlns:w14="http://schemas.microsoft.com/office/word/2010/wordml" xmlns:w15="http://schemas.microsoft.com/office/word/2012/wordml" xmlns:w16cex="http://schemas.microsoft.com/office/word/2018/wordml/cex" xmlns:w16cid="http://schemas.microsoft.com/office/word/2016/wordml/cid" xmlns:w16="http://schemas.microsoft.com/office/word/2018/wordml" xmlns:w16du="http://schemas.microsoft.com/office/word/2023/wordml/word16du" xmlns:w16sdtdh="http://schemas.microsoft.com/office/word/2020/wordml/sdtdatahash" xmlns:w16se="http://schemas.microsoft.com/office/word/2015/wordml/symex" xmlns:wpg="http://schemas.microsoft.com/office/word/2010/wordprocessingGroup" xmlns:wpi="http://schemas.microsoft.com/office/word/2010/wordprocessingInk" xmlns:wne="http://schemas.microsoft.com/office/word/2006/wordml" xmlns:wps="http://schemas.microsoft.com/office/word/2010/wordprocessingShape" mc:Ignorable="w14 w15 w16se w16cid w16 w16cex w16sdtdh w16du wp14">
+<w:hdr xmlns:wpc="http://schemas.microsoft.com/office/word/2010/wordprocessingCanvas" xmlns:cx="http://schemas.microsoft.com/office/drawing/2014/chartex" xmlns:cx1="http://schemas.microsoft.com/office/drawing/2015/9/8/chartex" xmlns:cx2="http://schemas.microsoft.com/office/drawing/2015/10/21/chartex" xmlns:cx3="http://schemas.microsoft.com/office/drawing/2016/5/9/chartex" xmlns:cx4="http://schemas.microsoft.com/office/drawing/2016/5/10/chartex" xmlns:cx5="http://schemas.microsoft.com/office/drawing/2016/5/11/chartex" xmlns:cx6="http://schemas.microsoft.com/office/drawing/2016/5/12/chartex" xmlns:cx7="http://schemas.microsoft.com/office/drawing/2016/5/13/chartex" xmlns:cx8="http://schemas.microsoft.com/office/drawing/2016/5/14/chartex" xmlns:mc="http://schemas.openxmlformats.org/markup-compatibility/2006" xmlns:aink="http://schemas.microsoft.com/office/drawing/2016/ink" xmlns:am3d="http://schemas.microsoft.com/office/drawing/2017/model3d" xmlns:o="urn:schemas-microsoft-com:office:office" xmlns:oel="http://schemas.microsoft.com/office/2019/extlst" xmlns:r="http://schemas.openxmlformats.org/officeDocument/2006/relationships" xmlns:m="http://schemas.openxmlformats.org/officeDocument/2006/math" xmlns:v="urn:schemas-microsoft-com:vml" xmlns:wp14="http://schemas.microsoft.com/office/word/2010/wordprocessingDrawing" xmlns:wp="http://schemas.openxmlformats.org/drawingml/2006/wordprocessingDrawing" xmlns:w10="urn:schemas-microsoft-com:office:word" xmlns:w="http://schemas.openxmlformats.org/wordprocessingml/2006/main" xmlns:w14="http://schemas.microsoft.com/office/word/2010/wordml" xmlns:w15="http://schemas.microsoft.com/office/word/2012/wordml" xmlns:w16cex="http://schemas.microsoft.com/office/word/2018/wordml/cex" xmlns:w16cid="http://schemas.microsoft.com/office/word/2016/wordml/cid" xmlns:w16="http://schemas.microsoft.com/office/word/2018/wordml" xmlns:w16du="http://schemas.microsoft.com/office/word/2023/wordml/word16du" xmlns:w16sdtdh="http://schemas.microsoft.com/office/word/2020/wordml/sdtdatahash" xmlns:w16sdtfl="http://schemas.microsoft.com/office/word/2024/wordml/sdtformatlock" xmlns:w16se="http://schemas.microsoft.com/office/word/2015/wordml/symex" xmlns:wpg="http://schemas.microsoft.com/office/word/2010/wordprocessingGroup" xmlns:wpi="http://schemas.microsoft.com/office/word/2010/wordprocessingInk" xmlns:wne="http://schemas.microsoft.com/office/word/2006/wordml" xmlns:wps="http://schemas.microsoft.com/office/word/2010/wordprocessingShape" mc:Ignorable="w14 w15 w16se w16cid w16 w16cex w16sdtdh w16sdtfl w16du wp14">
   <w:p>
     <w:pPr>
       <w:pStyle w:val="af3"/>
@@ -9063,7 +9145,7 @@
         </mc:Choice>
         <mc:Fallback>
           <w:pict>
-            <v:line w14:anchorId="0E709721" id="Line 10" o:spid="_x0000_s1026" style="position:absolute;left:0;text-align:left;z-index:251658241;visibility:visible;mso-wrap-style:square;mso-width-percent:0;mso-height-percent:0;mso-wrap-distance-left:9pt;mso-wrap-distance-top:0;mso-wrap-distance-right:9pt;mso-wrap-distance-bottom:0;mso-position-horizontal:absolute;mso-position-horizontal-relative:text;mso-position-vertical:absolute;mso-position-vertical-relative:text;mso-width-percent:0;mso-height-percent:0;mso-width-relative:page;mso-height-relative:page" from="-15pt,38.7pt" to="470pt,38.7pt" o:gfxdata="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" o:allowincell="f" strokeweight="2.25pt"/>
+            <v:line w14:anchorId="3794DCBA" id="Line 10" o:spid="_x0000_s1026" style="position:absolute;z-index:251658241;visibility:visible;mso-wrap-style:square;mso-width-percent:0;mso-height-percent:0;mso-wrap-distance-left:9pt;mso-wrap-distance-top:0;mso-wrap-distance-right:9pt;mso-wrap-distance-bottom:0;mso-position-horizontal:absolute;mso-position-horizontal-relative:text;mso-position-vertical:absolute;mso-position-vertical-relative:text;mso-width-percent:0;mso-height-percent:0;mso-width-relative:page;mso-height-relative:page" from="-15pt,38.7pt" to="470pt,38.7pt" o:gfxdata="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" o:allowincell="f" strokeweight="2.25pt"/>
           </w:pict>
         </mc:Fallback>
       </mc:AlternateContent>
@@ -9073,7 +9155,7 @@
 </file>
 
 <file path=word/header3.xml><?xml version="1.0" encoding="utf-8"?>
-<w:hdr xmlns:wpc="http://schemas.microsoft.com/office/word/2010/wordprocessingCanvas" xmlns:cx="http://schemas.microsoft.com/office/drawing/2014/chartex" xmlns:cx1="http://schemas.microsoft.com/office/drawing/2015/9/8/chartex" xmlns:cx2="http://schemas.microsoft.com/office/drawing/2015/10/21/chartex" xmlns:cx3="http://schemas.microsoft.com/office/drawing/2016/5/9/chartex" xmlns:cx4="http://schemas.microsoft.com/office/drawing/2016/5/10/chartex" xmlns:cx5="http://schemas.microsoft.com/office/drawing/2016/5/11/chartex" xmlns:cx6="http://schemas.microsoft.com/office/drawing/2016/5/12/chartex" xmlns:cx7="http://schemas.microsoft.com/office/drawing/2016/5/13/chartex" xmlns:cx8="http://schemas.microsoft.com/office/drawing/2016/5/14/chartex" xmlns:mc="http://schemas.openxmlformats.org/markup-compatibility/2006" xmlns:aink="http://schemas.microsoft.com/office/drawing/2016/ink" xmlns:am3d="http://schemas.microsoft.com/office/drawing/2017/model3d" xmlns:o="urn:schemas-microsoft-com:office:office" xmlns:oel="http://schemas.microsoft.com/office/2019/extlst" xmlns:r="http://schemas.openxmlformats.org/officeDocument/2006/relationships" xmlns:m="http://schemas.openxmlformats.org/officeDocument/2006/math" xmlns:v="urn:schemas-microsoft-com:vml" xmlns:wp14="http://schemas.microsoft.com/office/word/2010/wordprocessingDrawing" xmlns:wp="http://schemas.openxmlformats.org/drawingml/2006/wordprocessingDrawing" xmlns:w10="urn:schemas-microsoft-com:office:word" xmlns:w="http://schemas.openxmlformats.org/wordprocessingml/2006/main" xmlns:w14="http://schemas.microsoft.com/office/word/2010/wordml" xmlns:w15="http://schemas.microsoft.com/office/word/2012/wordml" xmlns:w16cex="http://schemas.microsoft.com/office/word/2018/wordml/cex" xmlns:w16cid="http://schemas.microsoft.com/office/word/2016/wordml/cid" xmlns:w16="http://schemas.microsoft.com/office/word/2018/wordml" xmlns:w16du="http://schemas.microsoft.com/office/word/2023/wordml/word16du" xmlns:w16sdtdh="http://schemas.microsoft.com/office/word/2020/wordml/sdtdatahash" xmlns:w16se="http://schemas.microsoft.com/office/word/2015/wordml/symex" xmlns:wpg="http://schemas.microsoft.com/office/word/2010/wordprocessingGroup" xmlns:wpi="http://schemas.microsoft.com/office/word/2010/wordprocessingInk" xmlns:wne="http://schemas.microsoft.com/office/word/2006/wordml" xmlns:wps="http://schemas.microsoft.com/office/word/2010/wordprocessingShape" mc:Ignorable="w14 w15 w16se w16cid w16 w16cex w16sdtdh w16du wp14">
+<w:hdr xmlns:wpc="http://schemas.microsoft.com/office/word/2010/wordprocessingCanvas" xmlns:cx="http://schemas.microsoft.com/office/drawing/2014/chartex" xmlns:cx1="http://schemas.microsoft.com/office/drawing/2015/9/8/chartex" xmlns:cx2="http://schemas.microsoft.com/office/drawing/2015/10/21/chartex" xmlns:cx3="http://schemas.microsoft.com/office/drawing/2016/5/9/chartex" xmlns:cx4="http://schemas.microsoft.com/office/drawing/2016/5/10/chartex" xmlns:cx5="http://schemas.microsoft.com/office/drawing/2016/5/11/chartex" xmlns:cx6="http://schemas.microsoft.com/office/drawing/2016/5/12/chartex" xmlns:cx7="http://schemas.microsoft.com/office/drawing/2016/5/13/chartex" xmlns:cx8="http://schemas.microsoft.com/office/drawing/2016/5/14/chartex" xmlns:mc="http://schemas.openxmlformats.org/markup-compatibility/2006" xmlns:aink="http://schemas.microsoft.com/office/drawing/2016/ink" xmlns:am3d="http://schemas.microsoft.com/office/drawing/2017/model3d" xmlns:o="urn:schemas-microsoft-com:office:office" xmlns:oel="http://schemas.microsoft.com/office/2019/extlst" xmlns:r="http://schemas.openxmlformats.org/officeDocument/2006/relationships" xmlns:m="http://schemas.openxmlformats.org/officeDocument/2006/math" xmlns:v="urn:schemas-microsoft-com:vml" xmlns:wp14="http://schemas.microsoft.com/office/word/2010/wordprocessingDrawing" xmlns:wp="http://schemas.openxmlformats.org/drawingml/2006/wordprocessingDrawing" xmlns:w10="urn:schemas-microsoft-com:office:word" xmlns:w="http://schemas.openxmlformats.org/wordprocessingml/2006/main" xmlns:w14="http://schemas.microsoft.com/office/word/2010/wordml" xmlns:w15="http://schemas.microsoft.com/office/word/2012/wordml" xmlns:w16cex="http://schemas.microsoft.com/office/word/2018/wordml/cex" xmlns:w16cid="http://schemas.microsoft.com/office/word/2016/wordml/cid" xmlns:w16="http://schemas.microsoft.com/office/word/2018/wordml" xmlns:w16du="http://schemas.microsoft.com/office/word/2023/wordml/word16du" xmlns:w16sdtdh="http://schemas.microsoft.com/office/word/2020/wordml/sdtdatahash" xmlns:w16sdtfl="http://schemas.microsoft.com/office/word/2024/wordml/sdtformatlock" xmlns:w16se="http://schemas.microsoft.com/office/word/2015/wordml/symex" xmlns:wpg="http://schemas.microsoft.com/office/word/2010/wordprocessingGroup" xmlns:wpi="http://schemas.microsoft.com/office/word/2010/wordprocessingInk" xmlns:wne="http://schemas.microsoft.com/office/word/2006/wordml" xmlns:wps="http://schemas.microsoft.com/office/word/2010/wordprocessingShape" mc:Ignorable="w14 w15 w16se w16cid w16 w16cex w16sdtdh w16sdtfl w16du wp14">
   <w:p>
     <w:pPr>
       <w:pStyle w:val="af3"/>
@@ -9090,7 +9172,7 @@
       <mc:AlternateContent>
         <mc:Choice Requires="wps">
           <w:drawing>
-            <wp:anchor distT="0" distB="0" distL="114300" distR="114300" simplePos="0" relativeHeight="251658244" behindDoc="0" locked="0" layoutInCell="0" allowOverlap="1" wp14:anchorId="01996C7B" wp14:editId="7E8E2C50">
+            <wp:anchor distT="0" distB="0" distL="114300" distR="114300" simplePos="0" relativeHeight="251659264" behindDoc="0" locked="0" layoutInCell="0" allowOverlap="1" wp14:anchorId="01996C7B" wp14:editId="7E8E2C50">
               <wp:simplePos x="0" y="0"/>
               <wp:positionH relativeFrom="column">
                 <wp:posOffset>-190500</wp:posOffset>
@@ -9151,7 +9233,7 @@
         </mc:Choice>
         <mc:Fallback>
           <w:pict>
-            <v:line w14:anchorId="4AFC586D" id="Line 19" o:spid="_x0000_s1026" style="position:absolute;left:0;text-align:left;z-index:251658244;visibility:visible;mso-wrap-style:square;mso-width-percent:0;mso-height-percent:0;mso-wrap-distance-left:9pt;mso-wrap-distance-top:0;mso-wrap-distance-right:9pt;mso-wrap-distance-bottom:0;mso-position-horizontal:absolute;mso-position-horizontal-relative:text;mso-position-vertical:absolute;mso-position-vertical-relative:text;mso-width-percent:0;mso-height-percent:0;mso-width-relative:page;mso-height-relative:page" from="-15pt,38.7pt" to="460pt,38.7pt" o:gfxdata="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" o:allowincell="f" strokeweight="2.25pt"/>
+            <v:line w14:anchorId="3752108A" id="Line 19" o:spid="_x0000_s1026" style="position:absolute;z-index:251659264;visibility:visible;mso-wrap-style:square;mso-width-percent:0;mso-height-percent:0;mso-wrap-distance-left:9pt;mso-wrap-distance-top:0;mso-wrap-distance-right:9pt;mso-wrap-distance-bottom:0;mso-position-horizontal:absolute;mso-position-horizontal-relative:text;mso-position-vertical:absolute;mso-position-vertical-relative:text;mso-width-percent:0;mso-height-percent:0;mso-width-relative:page;mso-height-relative:page" from="-15pt,38.7pt" to="460pt,38.7pt" o:gfxdata="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" o:allowincell="f" strokeweight="2.25pt"/>
           </w:pict>
         </mc:Fallback>
       </mc:AlternateContent>
@@ -9161,7 +9243,7 @@
 </file>
 
 <file path=word/numbering.xml><?xml version="1.0" encoding="utf-8"?>
-<w:numbering xmlns:wpc="http://schemas.microsoft.com/office/word/2010/wordprocessingCanvas" xmlns:cx="http://schemas.microsoft.com/office/drawing/2014/chartex" xmlns:cx1="http://schemas.microsoft.com/office/drawing/2015/9/8/chartex" xmlns:cx2="http://schemas.microsoft.com/office/drawing/2015/10/21/chartex" xmlns:cx3="http://schemas.microsoft.com/office/drawing/2016/5/9/chartex" xmlns:cx4="http://schemas.microsoft.com/office/drawing/2016/5/10/chartex" xmlns:cx5="http://schemas.microsoft.com/office/drawing/2016/5/11/chartex" xmlns:cx6="http://schemas.microsoft.com/office/drawing/2016/5/12/chartex" xmlns:cx7="http://schemas.microsoft.com/office/drawing/2016/5/13/chartex" xmlns:cx8="http://schemas.microsoft.com/office/drawing/2016/5/14/chartex" xmlns:mc="http://schemas.openxmlformats.org/markup-compatibility/2006" xmlns:aink="http://schemas.microsoft.com/office/drawing/2016/ink" xmlns:am3d="http://schemas.microsoft.com/office/drawing/2017/model3d" xmlns:o="urn:schemas-microsoft-com:office:office" xmlns:oel="http://schemas.microsoft.com/office/2019/extlst" xmlns:r="http://schemas.openxmlformats.org/officeDocument/2006/relationships" xmlns:m="http://schemas.openxmlformats.org/officeDocument/2006/math" xmlns:v="urn:schemas-microsoft-com:vml" xmlns:wp14="http://schemas.microsoft.com/office/word/2010/wordprocessingDrawing" xmlns:wp="http://schemas.openxmlformats.org/drawingml/2006/wordprocessingDrawing" xmlns:w10="urn:schemas-microsoft-com:office:word" xmlns:w="http://schemas.openxmlformats.org/wordprocessingml/2006/main" xmlns:w14="http://schemas.microsoft.com/office/word/2010/wordml" xmlns:w15="http://schemas.microsoft.com/office/word/2012/wordml" xmlns:w16cex="http://schemas.microsoft.com/office/word/2018/wordml/cex" xmlns:w16cid="http://schemas.microsoft.com/office/word/2016/wordml/cid" xmlns:w16="http://schemas.microsoft.com/office/word/2018/wordml" xmlns:w16du="http://schemas.microsoft.com/office/word/2023/wordml/word16du" xmlns:w16sdtdh="http://schemas.microsoft.com/office/word/2020/wordml/sdtdatahash" xmlns:w16se="http://schemas.microsoft.com/office/word/2015/wordml/symex" xmlns:wpg="http://schemas.microsoft.com/office/word/2010/wordprocessingGroup" xmlns:wpi="http://schemas.microsoft.com/office/word/2010/wordprocessingInk" xmlns:wne="http://schemas.microsoft.com/office/word/2006/wordml" xmlns:wps="http://schemas.microsoft.com/office/word/2010/wordprocessingShape" mc:Ignorable="w14 w15 w16se w16cid w16 w16cex w16sdtdh w16du wp14">
+<w:numbering xmlns:wpc="http://schemas.microsoft.com/office/word/2010/wordprocessingCanvas" xmlns:cx="http://schemas.microsoft.com/office/drawing/2014/chartex" xmlns:cx1="http://schemas.microsoft.com/office/drawing/2015/9/8/chartex" xmlns:cx2="http://schemas.microsoft.com/office/drawing/2015/10/21/chartex" xmlns:cx3="http://schemas.microsoft.com/office/drawing/2016/5/9/chartex" xmlns:cx4="http://schemas.microsoft.com/office/drawing/2016/5/10/chartex" xmlns:cx5="http://schemas.microsoft.com/office/drawing/2016/5/11/chartex" xmlns:cx6="http://schemas.microsoft.com/office/drawing/2016/5/12/chartex" xmlns:cx7="http://schemas.microsoft.com/office/drawing/2016/5/13/chartex" xmlns:cx8="http://schemas.microsoft.com/office/drawing/2016/5/14/chartex" xmlns:mc="http://schemas.openxmlformats.org/markup-compatibility/2006" xmlns:aink="http://schemas.microsoft.com/office/drawing/2016/ink" xmlns:am3d="http://schemas.microsoft.com/office/drawing/2017/model3d" xmlns:o="urn:schemas-microsoft-com:office:office" xmlns:oel="http://schemas.microsoft.com/office/2019/extlst" xmlns:r="http://schemas.openxmlformats.org/officeDocument/2006/relationships" xmlns:m="http://schemas.openxmlformats.org/officeDocument/2006/math" xmlns:v="urn:schemas-microsoft-com:vml" xmlns:wp14="http://schemas.microsoft.com/office/word/2010/wordprocessingDrawing" xmlns:wp="http://schemas.openxmlformats.org/drawingml/2006/wordprocessingDrawing" xmlns:w10="urn:schemas-microsoft-com:office:word" xmlns:w="http://schemas.openxmlformats.org/wordprocessingml/2006/main" xmlns:w14="http://schemas.microsoft.com/office/word/2010/wordml" xmlns:w15="http://schemas.microsoft.com/office/word/2012/wordml" xmlns:w16cex="http://schemas.microsoft.com/office/word/2018/wordml/cex" xmlns:w16cid="http://schemas.microsoft.com/office/word/2016/wordml/cid" xmlns:w16="http://schemas.microsoft.com/office/word/2018/wordml" xmlns:w16du="http://schemas.microsoft.com/office/word/2023/wordml/word16du" xmlns:w16sdtdh="http://schemas.microsoft.com/office/word/2020/wordml/sdtdatahash" xmlns:w16sdtfl="http://schemas.microsoft.com/office/word/2024/wordml/sdtformatlock" xmlns:w16se="http://schemas.microsoft.com/office/word/2015/wordml/symex" xmlns:wpg="http://schemas.microsoft.com/office/word/2010/wordprocessingGroup" xmlns:wpi="http://schemas.microsoft.com/office/word/2010/wordprocessingInk" xmlns:wne="http://schemas.microsoft.com/office/word/2006/wordml" xmlns:wps="http://schemas.microsoft.com/office/word/2010/wordprocessingShape" mc:Ignorable="w14 w15 w16se w16cid w16 w16cex w16sdtdh w16sdtfl w16du wp14">
   <w:abstractNum w:abstractNumId="0" w15:restartNumberingAfterBreak="0">
     <w:nsid w:val="03783546"/>
     <w:multiLevelType w:val="hybridMultilevel"/>
@@ -12562,7 +12644,7 @@
 </file>
 
 <file path=word/styles.xml><?xml version="1.0" encoding="utf-8"?>
-<w:styles xmlns:mc="http://schemas.openxmlformats.org/markup-compatibility/2006" xmlns:r="http://schemas.openxmlformats.org/officeDocument/2006/relationships" xmlns:w="http://schemas.openxmlformats.org/wordprocessingml/2006/main" xmlns:w14="http://schemas.microsoft.com/office/word/2010/wordml" xmlns:w15="http://schemas.microsoft.com/office/word/2012/wordml" xmlns:w16cex="http://schemas.microsoft.com/office/word/2018/wordml/cex" xmlns:w16cid="http://schemas.microsoft.com/office/word/2016/wordml/cid" xmlns:w16="http://schemas.microsoft.com/office/word/2018/wordml" xmlns:w16du="http://schemas.microsoft.com/office/word/2023/wordml/word16du" xmlns:w16sdtdh="http://schemas.microsoft.com/office/word/2020/wordml/sdtdatahash" xmlns:w16se="http://schemas.microsoft.com/office/word/2015/wordml/symex" mc:Ignorable="w14 w15 w16se w16cid w16 w16cex w16sdtdh w16du">
+<w:styles xmlns:mc="http://schemas.openxmlformats.org/markup-compatibility/2006" xmlns:r="http://schemas.openxmlformats.org/officeDocument/2006/relationships" xmlns:w="http://schemas.openxmlformats.org/wordprocessingml/2006/main" xmlns:w14="http://schemas.microsoft.com/office/word/2010/wordml" xmlns:w15="http://schemas.microsoft.com/office/word/2012/wordml" xmlns:w16cex="http://schemas.microsoft.com/office/word/2018/wordml/cex" xmlns:w16cid="http://schemas.microsoft.com/office/word/2016/wordml/cid" xmlns:w16="http://schemas.microsoft.com/office/word/2018/wordml" xmlns:w16du="http://schemas.microsoft.com/office/word/2023/wordml/word16du" xmlns:w16sdtdh="http://schemas.microsoft.com/office/word/2020/wordml/sdtdatahash" xmlns:w16sdtfl="http://schemas.microsoft.com/office/word/2024/wordml/sdtformatlock" xmlns:w16se="http://schemas.microsoft.com/office/word/2015/wordml/symex" mc:Ignorable="w14 w15 w16se w16cid w16 w16cex w16sdtdh w16sdtfl w16du">
   <w:docDefaults>
     <w:rPrDefault>
       <w:rPr>
@@ -30159,20 +30241,17 @@
 </file>
 
 <file path=customXml/item2.xml><?xml version="1.0" encoding="utf-8"?>
-<p:properties xmlns:p="http://schemas.microsoft.com/office/2006/metadata/properties" xmlns:xsi="http://www.w3.org/2001/XMLSchema-instance" xmlns:pc="http://schemas.microsoft.com/office/infopath/2007/PartnerControls">
-  <documentManagement>
-    <_Flow_SignoffStatus xmlns="0c1da322-12d3-4b54-965b-93f85e07568a" xsi:nil="true"/>
-    <lcf76f155ced4ddcb4097134ff3c332f xmlns="0c1da322-12d3-4b54-965b-93f85e07568a">
-      <Terms xmlns="http://schemas.microsoft.com/office/infopath/2007/PartnerControls"/>
-    </lcf76f155ced4ddcb4097134ff3c332f>
-    <TaxCatchAll xmlns="2f31a1f2-3b7c-4111-a918-260d967bced9" xsi:nil="true"/>
-  </documentManagement>
-</p:properties>
+<?mso-contentType ?>
+<FormTemplates xmlns="http://schemas.microsoft.com/sharepoint/v3/contenttype/forms">
+  <Display>DocumentLibraryForm</Display>
+  <Edit>DocumentLibraryForm</Edit>
+  <New>DocumentLibraryForm</New>
+</FormTemplates>
 </file>
 
 <file path=customXml/item3.xml><?xml version="1.0" encoding="utf-8"?>
-<ct:contentTypeSchema xmlns:ct="http://schemas.microsoft.com/office/2006/metadata/contentType" xmlns:ma="http://schemas.microsoft.com/office/2006/metadata/properties/metaAttributes" ct:_="" ma:_="" ma:contentTypeName="ドキュメント" ma:contentTypeID="0x010100E74015F89DCDC9458ECE074A16CABC47" ma:contentTypeVersion="20" ma:contentTypeDescription="新しいドキュメントを作成します。" ma:contentTypeScope="" ma:versionID="3d08fe91a017704c80d8e2958db46b44">
-  <xsd:schema xmlns:xsd="http://www.w3.org/2001/XMLSchema" xmlns:xs="http://www.w3.org/2001/XMLSchema" xmlns:p="http://schemas.microsoft.com/office/2006/metadata/properties" xmlns:ns2="2f31a1f2-3b7c-4111-a918-260d967bced9" xmlns:ns3="0c1da322-12d3-4b54-965b-93f85e07568a" targetNamespace="http://schemas.microsoft.com/office/2006/metadata/properties" ma:root="true" ma:fieldsID="bbdd8c94c51faa50d633b19879b2e92c" ns2:_="" ns3:_="">
+<ct:contentTypeSchema xmlns:ct="http://schemas.microsoft.com/office/2006/metadata/contentType" xmlns:ma="http://schemas.microsoft.com/office/2006/metadata/properties/metaAttributes" ct:_="" ma:_="" ma:contentTypeName="ドキュメント" ma:contentTypeID="0x010100E74015F89DCDC9458ECE074A16CABC47" ma:contentTypeVersion="22" ma:contentTypeDescription="新しいドキュメントを作成します。" ma:contentTypeScope="" ma:versionID="3eef093fb1a52aa59e33f48938b45d20">
+  <xsd:schema xmlns:xsd="http://www.w3.org/2001/XMLSchema" xmlns:xs="http://www.w3.org/2001/XMLSchema" xmlns:p="http://schemas.microsoft.com/office/2006/metadata/properties" xmlns:ns2="2f31a1f2-3b7c-4111-a918-260d967bced9" xmlns:ns3="0c1da322-12d3-4b54-965b-93f85e07568a" targetNamespace="http://schemas.microsoft.com/office/2006/metadata/properties" ma:root="true" ma:fieldsID="4eb6c3a40c4f0aae59a0da10d8b6169a" ns2:_="" ns3:_="">
     <xsd:import namespace="2f31a1f2-3b7c-4111-a918-260d967bced9"/>
     <xsd:import namespace="0c1da322-12d3-4b54-965b-93f85e07568a"/>
     <xsd:element name="properties">
@@ -30196,6 +30275,8 @@
                 <xsd:element ref="ns3:MediaServiceDateTaken" minOccurs="0"/>
                 <xsd:element ref="ns2:TaxCatchAll" minOccurs="0"/>
                 <xsd:element ref="ns3:lcf76f155ced4ddcb4097134ff3c332f" minOccurs="0"/>
+                <xsd:element ref="ns3:MediaServiceObjectDetectorVersions" minOccurs="0"/>
+                <xsd:element ref="ns3:MediaServiceSearchProperties" minOccurs="0"/>
               </xsd:all>
             </xsd:complexType>
           </xsd:element>
@@ -30313,6 +30394,16 @@
         </xsd:sequence>
       </xsd:complexType>
     </xsd:element>
+    <xsd:element name="MediaServiceObjectDetectorVersions" ma:index="24" nillable="true" ma:displayName="MediaServiceObjectDetectorVersions" ma:hidden="true" ma:indexed="true" ma:internalName="MediaServiceObjectDetectorVersions" ma:readOnly="true">
+      <xsd:simpleType>
+        <xsd:restriction base="dms:Text"/>
+      </xsd:simpleType>
+    </xsd:element>
+    <xsd:element name="MediaServiceSearchProperties" ma:index="25" nillable="true" ma:displayName="MediaServiceSearchProperties" ma:hidden="true" ma:internalName="MediaServiceSearchProperties" ma:readOnly="true">
+      <xsd:simpleType>
+        <xsd:restriction base="dms:Note"/>
+      </xsd:simpleType>
+    </xsd:element>
   </xsd:schema>
   <xsd:schema xmlns="http://schemas.openxmlformats.org/package/2006/metadata/core-properties" xmlns:xsd="http://www.w3.org/2001/XMLSchema" xmlns:xsi="http://www.w3.org/2001/XMLSchema-instance" xmlns:dc="http://purl.org/dc/elements/1.1/" xmlns:dcterms="http://purl.org/dc/terms/" xmlns:odoc="http://schemas.microsoft.com/internal/obd" targetNamespace="http://schemas.openxmlformats.org/package/2006/metadata/core-properties" elementFormDefault="qualified" attributeFormDefault="unqualified" blockDefault="#all">
     <xsd:import namespace="http://purl.org/dc/elements/1.1/" schemaLocation="http://dublincore.org/schemas/xmls/qdc/2003/04/02/dc.xsd"/>
@@ -30414,12 +30505,15 @@
 </file>
 
 <file path=customXml/item4.xml><?xml version="1.0" encoding="utf-8"?>
-<?mso-contentType ?>
-<FormTemplates xmlns="http://schemas.microsoft.com/sharepoint/v3/contenttype/forms">
-  <Display>DocumentLibraryForm</Display>
-  <Edit>DocumentLibraryForm</Edit>
-  <New>DocumentLibraryForm</New>
-</FormTemplates>
+<p:properties xmlns:p="http://schemas.microsoft.com/office/2006/metadata/properties" xmlns:xsi="http://www.w3.org/2001/XMLSchema-instance" xmlns:pc="http://schemas.microsoft.com/office/infopath/2007/PartnerControls">
+  <documentManagement>
+    <_Flow_SignoffStatus xmlns="0c1da322-12d3-4b54-965b-93f85e07568a" xsi:nil="true"/>
+    <lcf76f155ced4ddcb4097134ff3c332f xmlns="0c1da322-12d3-4b54-965b-93f85e07568a">
+      <Terms xmlns="http://schemas.microsoft.com/office/infopath/2007/PartnerControls"/>
+    </lcf76f155ced4ddcb4097134ff3c332f>
+    <TaxCatchAll xmlns="2f31a1f2-3b7c-4111-a918-260d967bced9" xsi:nil="true"/>
+  </documentManagement>
+</p:properties>
 </file>
 
 <file path=customXml/itemProps1.xml><?xml version="1.0" encoding="utf-8"?>
@@ -30431,18 +30525,15 @@
 </file>
 
 <file path=customXml/itemProps2.xml><?xml version="1.0" encoding="utf-8"?>
-<ds:datastoreItem xmlns:ds="http://schemas.openxmlformats.org/officeDocument/2006/customXml" ds:itemID="{31225E5D-4684-4D45-953C-54183D0066F2}">
+<ds:datastoreItem xmlns:ds="http://schemas.openxmlformats.org/officeDocument/2006/customXml" ds:itemID="{D348B7E5-FF71-4DB6-AA7F-A18D697C767B}">
   <ds:schemaRefs>
-    <ds:schemaRef ds:uri="http://schemas.microsoft.com/office/2006/metadata/properties"/>
-    <ds:schemaRef ds:uri="http://schemas.microsoft.com/office/infopath/2007/PartnerControls"/>
-    <ds:schemaRef ds:uri="0c1da322-12d3-4b54-965b-93f85e07568a"/>
-    <ds:schemaRef ds:uri="2f31a1f2-3b7c-4111-a918-260d967bced9"/>
+    <ds:schemaRef ds:uri="http://schemas.microsoft.com/sharepoint/v3/contenttype/forms"/>
   </ds:schemaRefs>
 </ds:datastoreItem>
 </file>
 
 <file path=customXml/itemProps3.xml><?xml version="1.0" encoding="utf-8"?>
-<ds:datastoreItem xmlns:ds="http://schemas.openxmlformats.org/officeDocument/2006/customXml" ds:itemID="{D75130A8-4977-43E8-A2F4-EB48FD426ABF}">
+<ds:datastoreItem xmlns:ds="http://schemas.openxmlformats.org/officeDocument/2006/customXml" ds:itemID="{A43B994E-8D1C-434F-9C7F-6161D0E4C203}">
   <ds:schemaRefs>
     <ds:schemaRef ds:uri="http://schemas.microsoft.com/office/2006/metadata/contentType"/>
     <ds:schemaRef ds:uri="http://schemas.microsoft.com/office/2006/metadata/properties/metaAttributes"/>
@@ -30461,9 +30552,18 @@
 </file>
 
 <file path=customXml/itemProps4.xml><?xml version="1.0" encoding="utf-8"?>
-<ds:datastoreItem xmlns:ds="http://schemas.openxmlformats.org/officeDocument/2006/customXml" ds:itemID="{D348B7E5-FF71-4DB6-AA7F-A18D697C767B}">
+<ds:datastoreItem xmlns:ds="http://schemas.openxmlformats.org/officeDocument/2006/customXml" ds:itemID="{31225E5D-4684-4D45-953C-54183D0066F2}">
   <ds:schemaRefs>
-    <ds:schemaRef ds:uri="http://schemas.microsoft.com/sharepoint/v3/contenttype/forms"/>
+    <ds:schemaRef ds:uri="http://schemas.microsoft.com/office/2006/metadata/properties"/>
+    <ds:schemaRef ds:uri="http://schemas.microsoft.com/office/infopath/2007/PartnerControls"/>
+    <ds:schemaRef ds:uri="0c1da322-12d3-4b54-965b-93f85e07568a"/>
+    <ds:schemaRef ds:uri="2f31a1f2-3b7c-4111-a918-260d967bced9"/>
   </ds:schemaRefs>
 </ds:datastoreItem>
+</file>
+
+<file path=docMetadata/LabelInfo.xml><?xml version="1.0" encoding="utf-8"?>
+<clbl:labelList xmlns:clbl="http://schemas.microsoft.com/office/2020/mipLabelMetadata">
+  <clbl:label id="{a7295cc1-d279-42ac-ab4d-3b0f4fece050}" enabled="1" method="Standard" siteId="{a19f121d-81e1-4858-a9d8-736e267fd4c7}" removed="0"/>
+</clbl:labelList>
 </file>